--- a/3312lebedev&sharapov-lab02.docx
+++ b/3312lebedev&sharapov-lab02.docx
@@ -166,7 +166,6 @@
           <w:b/>
           <w:bCs/>
           <w:szCs w:val="28"/>
-          <w:lang w:val="en-US"/>
         </w:rPr>
       </w:pPr>
       <w:r>
@@ -182,7 +181,6 @@
           <w:b/>
           <w:bCs/>
           <w:szCs w:val="28"/>
-          <w:lang w:val="en-US"/>
         </w:rPr>
         <w:t>2</w:t>
       </w:r>
@@ -232,15 +230,7 @@
           <w:bCs/>
           <w:szCs w:val="28"/>
         </w:rPr>
-        <w:t>М</w:t>
-      </w:r>
-      <w:r>
-        <w:rPr>
-          <w:b/>
-          <w:bCs/>
-          <w:szCs w:val="28"/>
-        </w:rPr>
-        <w:t>ножество как объект</w:t>
+        <w:t>Множество как объект</w:t>
       </w:r>
       <w:r>
         <w:rPr>
@@ -441,7 +431,7 @@
               <w:rFonts w:asciiTheme="minorHAnsi" w:eastAsiaTheme="minorEastAsia" w:hAnsiTheme="minorHAnsi"/>
               <w:noProof/>
               <w:sz w:val="22"/>
-              <w:lang w:eastAsia="ru-RU"/>
+              <w:lang w:eastAsia="ja-JP"/>
             </w:rPr>
           </w:pPr>
           <w:r>
@@ -465,7 +455,7 @@
             </w:rPr>
             <w:fldChar w:fldCharType="separate"/>
           </w:r>
-          <w:hyperlink w:anchor="_Toc180671715" w:history="1">
+          <w:hyperlink w:anchor="_Toc182417714" w:history="1">
             <w:r>
               <w:rPr>
                 <w:rStyle w:val="a8"/>
@@ -492,7 +482,7 @@
                 <w:noProof/>
                 <w:webHidden/>
               </w:rPr>
-              <w:instrText xml:space="preserve"> PAGEREF _Toc180671715 \h </w:instrText>
+              <w:instrText xml:space="preserve"> PAGEREF _Toc182417714 \h </w:instrText>
             </w:r>
             <w:r>
               <w:rPr>
@@ -530,10 +520,10 @@
               <w:rFonts w:asciiTheme="minorHAnsi" w:eastAsiaTheme="minorEastAsia" w:hAnsiTheme="minorHAnsi"/>
               <w:noProof/>
               <w:sz w:val="22"/>
-              <w:lang w:eastAsia="ru-RU"/>
+              <w:lang w:eastAsia="ja-JP"/>
             </w:rPr>
           </w:pPr>
-          <w:hyperlink w:anchor="_Toc180671716" w:history="1">
+          <w:hyperlink w:anchor="_Toc182417715" w:history="1">
             <w:r>
               <w:rPr>
                 <w:rStyle w:val="a8"/>
@@ -560,7 +550,7 @@
                 <w:noProof/>
                 <w:webHidden/>
               </w:rPr>
-              <w:instrText xml:space="preserve"> PAGEREF _Toc180671716 \h </w:instrText>
+              <w:instrText xml:space="preserve"> PAGEREF _Toc182417715 \h </w:instrText>
             </w:r>
             <w:r>
               <w:rPr>
@@ -598,16 +588,16 @@
               <w:rFonts w:asciiTheme="minorHAnsi" w:eastAsiaTheme="minorEastAsia" w:hAnsiTheme="minorHAnsi"/>
               <w:noProof/>
               <w:sz w:val="22"/>
-              <w:lang w:eastAsia="ru-RU"/>
+              <w:lang w:eastAsia="ja-JP"/>
             </w:rPr>
           </w:pPr>
-          <w:hyperlink w:anchor="_Toc180671717" w:history="1">
+          <w:hyperlink w:anchor="_Toc182417716" w:history="1">
             <w:r>
               <w:rPr>
                 <w:rStyle w:val="a8"/>
                 <w:noProof/>
               </w:rPr>
-              <w:t>Результаты эксперимента с четырьмя структурами данных на основе классов</w:t>
+              <w:t>Контрольные тесты</w:t>
             </w:r>
             <w:r>
               <w:rPr>
@@ -628,7 +618,7 @@
                 <w:noProof/>
                 <w:webHidden/>
               </w:rPr>
-              <w:instrText xml:space="preserve"> PAGEREF _Toc180671717 \h </w:instrText>
+              <w:instrText xml:space="preserve"> PAGEREF _Toc182417716 \h </w:instrText>
             </w:r>
             <w:r>
               <w:rPr>
@@ -666,16 +656,16 @@
               <w:rFonts w:asciiTheme="minorHAnsi" w:eastAsiaTheme="minorEastAsia" w:hAnsiTheme="minorHAnsi"/>
               <w:noProof/>
               <w:sz w:val="22"/>
-              <w:lang w:eastAsia="ru-RU"/>
+              <w:lang w:eastAsia="ja-JP"/>
             </w:rPr>
           </w:pPr>
-          <w:hyperlink w:anchor="_Toc180671718" w:history="1">
+          <w:hyperlink w:anchor="_Toc182417717" w:history="1">
             <w:r>
               <w:rPr>
                 <w:rStyle w:val="a8"/>
                 <w:noProof/>
               </w:rPr>
-              <w:t>Результат эксперимента с отслеживанием вызово функций-члены</w:t>
+              <w:t>Результаты эксперимента с четырьмя структурами данных на основе классов</w:t>
             </w:r>
             <w:r>
               <w:rPr>
@@ -696,7 +686,7 @@
                 <w:noProof/>
                 <w:webHidden/>
               </w:rPr>
-              <w:instrText xml:space="preserve"> PAGEREF _Toc180671718 \h </w:instrText>
+              <w:instrText xml:space="preserve"> PAGEREF _Toc182417717 \h </w:instrText>
             </w:r>
             <w:r>
               <w:rPr>
@@ -716,7 +706,7 @@
                 <w:noProof/>
                 <w:webHidden/>
               </w:rPr>
-              <w:t>3</w:t>
+              <w:t>5</w:t>
             </w:r>
             <w:r>
               <w:rPr>
@@ -734,16 +724,31 @@
               <w:rFonts w:asciiTheme="minorHAnsi" w:eastAsiaTheme="minorEastAsia" w:hAnsiTheme="minorHAnsi"/>
               <w:noProof/>
               <w:sz w:val="22"/>
-              <w:lang w:eastAsia="ru-RU"/>
+              <w:lang w:eastAsia="ja-JP"/>
             </w:rPr>
           </w:pPr>
-          <w:hyperlink w:anchor="_Toc180671719" w:history="1">
+          <w:hyperlink w:anchor="_Toc182417718" w:history="1">
             <w:r>
               <w:rPr>
                 <w:rStyle w:val="a8"/>
                 <w:noProof/>
               </w:rPr>
-              <w:t>Выводы о результатах испытания способов представления множеств в памяти. Заключение о целесообразности и эффекте от использования классов.</w:t>
+              <w:t>Результат эксперимента с отслеживанием вызово</w:t>
+            </w:r>
+            <w:r>
+              <w:rPr>
+                <w:rStyle w:val="a8"/>
+                <w:noProof/>
+                <w:lang w:eastAsia="ja-JP"/>
+              </w:rPr>
+              <w:t>в</w:t>
+            </w:r>
+            <w:r>
+              <w:rPr>
+                <w:rStyle w:val="a8"/>
+                <w:noProof/>
+              </w:rPr>
+              <w:t xml:space="preserve"> функций-членов</w:t>
             </w:r>
             <w:r>
               <w:rPr>
@@ -764,7 +769,7 @@
                 <w:noProof/>
                 <w:webHidden/>
               </w:rPr>
-              <w:instrText xml:space="preserve"> PAGEREF _Toc180671719 \h </w:instrText>
+              <w:instrText xml:space="preserve"> PAGEREF _Toc182417718 \h </w:instrText>
             </w:r>
             <w:r>
               <w:rPr>
@@ -784,7 +789,7 @@
                 <w:noProof/>
                 <w:webHidden/>
               </w:rPr>
-              <w:t>3</w:t>
+              <w:t>6</w:t>
             </w:r>
             <w:r>
               <w:rPr>
@@ -802,16 +807,16 @@
               <w:rFonts w:asciiTheme="minorHAnsi" w:eastAsiaTheme="minorEastAsia" w:hAnsiTheme="minorHAnsi"/>
               <w:noProof/>
               <w:sz w:val="22"/>
-              <w:lang w:eastAsia="ru-RU"/>
+              <w:lang w:eastAsia="ja-JP"/>
             </w:rPr>
           </w:pPr>
-          <w:hyperlink w:anchor="_Toc180671720" w:history="1">
+          <w:hyperlink w:anchor="_Toc182417719" w:history="1">
             <w:r>
               <w:rPr>
                 <w:rStyle w:val="a8"/>
                 <w:noProof/>
               </w:rPr>
-              <w:t>Список используемых источников</w:t>
+              <w:t>Выводы</w:t>
             </w:r>
             <w:r>
               <w:rPr>
@@ -832,7 +837,7 @@
                 <w:noProof/>
                 <w:webHidden/>
               </w:rPr>
-              <w:instrText xml:space="preserve"> PAGEREF _Toc180671720 \h </w:instrText>
+              <w:instrText xml:space="preserve"> PAGEREF _Toc182417719 \h </w:instrText>
             </w:r>
             <w:r>
               <w:rPr>
@@ -852,7 +857,7 @@
                 <w:noProof/>
                 <w:webHidden/>
               </w:rPr>
-              <w:t>3</w:t>
+              <w:t>6</w:t>
             </w:r>
             <w:r>
               <w:rPr>
@@ -870,15 +875,83 @@
               <w:rFonts w:asciiTheme="minorHAnsi" w:eastAsiaTheme="minorEastAsia" w:hAnsiTheme="minorHAnsi"/>
               <w:noProof/>
               <w:sz w:val="22"/>
-              <w:lang w:eastAsia="ru-RU"/>
+              <w:lang w:eastAsia="ja-JP"/>
             </w:rPr>
           </w:pPr>
-          <w:hyperlink w:anchor="_Toc180671721" w:history="1">
+          <w:hyperlink w:anchor="_Toc182417720" w:history="1">
             <w:r>
               <w:rPr>
                 <w:rStyle w:val="a8"/>
                 <w:noProof/>
               </w:rPr>
+              <w:t>Список использованных источников</w:t>
+            </w:r>
+            <w:r>
+              <w:rPr>
+                <w:noProof/>
+                <w:webHidden/>
+              </w:rPr>
+              <w:tab/>
+            </w:r>
+            <w:r>
+              <w:rPr>
+                <w:noProof/>
+                <w:webHidden/>
+              </w:rPr>
+              <w:fldChar w:fldCharType="begin"/>
+            </w:r>
+            <w:r>
+              <w:rPr>
+                <w:noProof/>
+                <w:webHidden/>
+              </w:rPr>
+              <w:instrText xml:space="preserve"> PAGEREF _Toc182417720 \h </w:instrText>
+            </w:r>
+            <w:r>
+              <w:rPr>
+                <w:noProof/>
+                <w:webHidden/>
+              </w:rPr>
+            </w:r>
+            <w:r>
+              <w:rPr>
+                <w:noProof/>
+                <w:webHidden/>
+              </w:rPr>
+              <w:fldChar w:fldCharType="separate"/>
+            </w:r>
+            <w:r>
+              <w:rPr>
+                <w:noProof/>
+                <w:webHidden/>
+              </w:rPr>
+              <w:t>8</w:t>
+            </w:r>
+            <w:r>
+              <w:rPr>
+                <w:noProof/>
+                <w:webHidden/>
+              </w:rPr>
+              <w:fldChar w:fldCharType="end"/>
+            </w:r>
+          </w:hyperlink>
+        </w:p>
+        <w:p>
+          <w:pPr>
+            <w:pStyle w:val="11"/>
+            <w:rPr>
+              <w:rFonts w:asciiTheme="minorHAnsi" w:eastAsiaTheme="minorEastAsia" w:hAnsiTheme="minorHAnsi"/>
+              <w:noProof/>
+              <w:sz w:val="22"/>
+              <w:lang w:eastAsia="ja-JP"/>
+            </w:rPr>
+          </w:pPr>
+          <w:hyperlink w:anchor="_Toc182417721" w:history="1">
+            <w:r>
+              <w:rPr>
+                <w:rStyle w:val="a8"/>
+                <w:noProof/>
+              </w:rPr>
               <w:t>Приложение</w:t>
             </w:r>
             <w:r>
@@ -900,7 +973,7 @@
                 <w:noProof/>
                 <w:webHidden/>
               </w:rPr>
-              <w:instrText xml:space="preserve"> PAGEREF _Toc180671721 \h </w:instrText>
+              <w:instrText xml:space="preserve"> PAGEREF _Toc182417721 \h </w:instrText>
             </w:r>
             <w:r>
               <w:rPr>
@@ -920,7 +993,7 @@
                 <w:noProof/>
                 <w:webHidden/>
               </w:rPr>
-              <w:t>4</w:t>
+              <w:t>8</w:t>
             </w:r>
             <w:r>
               <w:rPr>
@@ -971,7 +1044,7 @@
       <w:pPr>
         <w:pStyle w:val="1"/>
       </w:pPr>
-      <w:bookmarkStart w:id="0" w:name="_Toc180671715"/>
+      <w:bookmarkStart w:id="0" w:name="_Toc182417714"/>
       <w:r>
         <w:lastRenderedPageBreak/>
         <w:t>Цель работы</w:t>
@@ -983,20 +1056,14 @@
         <w:rPr>
           <w:szCs w:val="28"/>
         </w:rPr>
-        <w:t>С</w:t>
-      </w:r>
-      <w:r>
-        <w:rPr>
-          <w:szCs w:val="28"/>
-        </w:rPr>
-        <w:t>равнение процедурного и объектно-ориентированного подходов на примере задачи обработки множеств.</w:t>
+        <w:t>Сравнение процедурного и объектно-ориентированного подходов на примере задачи обработки множеств.</w:t>
       </w:r>
     </w:p>
     <w:p>
       <w:pPr>
         <w:pStyle w:val="1"/>
       </w:pPr>
-      <w:bookmarkStart w:id="1" w:name="_Toc180671716"/>
+      <w:bookmarkStart w:id="1" w:name="_Toc182417715"/>
       <w:r>
         <w:t>Описание задания</w:t>
       </w:r>
@@ -1026,26 +1093,2032 @@
     </w:p>
     <w:p>
       <w:pPr>
+        <w:ind w:firstLine="708"/>
+        <w:rPr>
+          <w:rFonts w:eastAsiaTheme="minorEastAsia"/>
+          <w:sz w:val="32"/>
+          <w:szCs w:val="32"/>
+          <w:lang w:val="en-US"/>
+        </w:rPr>
+      </w:pPr>
+      <m:oMathPara>
+        <m:oMath>
+          <m:r>
+            <w:rPr>
+              <w:rFonts w:ascii="Cambria Math" w:hAnsi="Cambria Math" w:cs="Times New Roman"/>
+              <w:sz w:val="32"/>
+              <w:szCs w:val="32"/>
+              <w:lang w:val="en-US"/>
+            </w:rPr>
+            <m:t>E</m:t>
+          </m:r>
+          <m:r>
+            <w:rPr>
+              <w:rFonts w:ascii="Cambria Math" w:hAnsi="Cambria Math" w:cs="Times New Roman"/>
+              <w:sz w:val="32"/>
+              <w:szCs w:val="32"/>
+            </w:rPr>
+            <m:t xml:space="preserve"> = </m:t>
+          </m:r>
+          <m:r>
+            <w:rPr>
+              <w:rFonts w:ascii="Cambria Math" w:hAnsi="Cambria Math" w:cs="Times New Roman"/>
+              <w:sz w:val="32"/>
+              <w:szCs w:val="32"/>
+              <w:lang w:val="en-US"/>
+            </w:rPr>
+            <m:t xml:space="preserve">A </m:t>
+          </m:r>
+          <m:r>
+            <w:rPr>
+              <w:rFonts w:ascii="Cambria Math" w:hAnsi="Cambria Math" w:cs="Cambria Math"/>
+              <w:sz w:val="32"/>
+              <w:szCs w:val="32"/>
+            </w:rPr>
+            <m:t>∧</m:t>
+          </m:r>
+          <m:r>
+            <w:rPr>
+              <w:rFonts w:ascii="Cambria Math" w:hAnsi="Cambria Math" w:cs="Times New Roman"/>
+              <w:sz w:val="32"/>
+              <w:szCs w:val="32"/>
+            </w:rPr>
+            <m:t xml:space="preserve"> </m:t>
+          </m:r>
+          <m:r>
+            <w:rPr>
+              <w:rFonts w:ascii="Cambria Math" w:hAnsi="Cambria Math" w:cs="Times New Roman"/>
+              <w:sz w:val="32"/>
+              <w:szCs w:val="32"/>
+              <w:lang w:val="en-US"/>
+            </w:rPr>
+            <m:t xml:space="preserve">B </m:t>
+          </m:r>
+          <m:r>
+            <w:rPr>
+              <w:rFonts w:ascii="Cambria Math" w:hAnsi="Cambria Math" w:cs="Cambria Math"/>
+              <w:sz w:val="32"/>
+              <w:szCs w:val="32"/>
+            </w:rPr>
+            <m:t>∨</m:t>
+          </m:r>
+          <m:r>
+            <w:rPr>
+              <w:rFonts w:ascii="Cambria Math" w:hAnsi="Cambria Math" w:cs="Cambria Math"/>
+              <w:color w:val="222222"/>
+              <w:sz w:val="32"/>
+              <w:szCs w:val="24"/>
+              <w:shd w:val="clear" w:color="auto" w:fill="FFFFFF"/>
+            </w:rPr>
+            <m:t xml:space="preserve"> </m:t>
+          </m:r>
+          <m:r>
+            <w:rPr>
+              <w:rFonts w:ascii="Cambria Math" w:hAnsi="Cambria Math" w:cs="Times New Roman"/>
+              <w:sz w:val="32"/>
+              <w:szCs w:val="32"/>
+              <w:lang w:val="en-US"/>
+            </w:rPr>
+            <m:t xml:space="preserve">C </m:t>
+          </m:r>
+          <m:r>
+            <w:rPr>
+              <w:rFonts w:ascii="Cambria Math" w:hAnsi="Cambria Math" w:cs="Cambria Math"/>
+              <w:sz w:val="32"/>
+              <w:szCs w:val="32"/>
+            </w:rPr>
+            <m:t>∨</m:t>
+          </m:r>
+          <m:r>
+            <w:rPr>
+              <w:rFonts w:ascii="Cambria Math" w:hAnsi="Cambria Math" w:cs="Cambria Math"/>
+              <w:color w:val="222222"/>
+              <w:sz w:val="32"/>
+              <w:szCs w:val="24"/>
+              <w:shd w:val="clear" w:color="auto" w:fill="FFFFFF"/>
+            </w:rPr>
+            <m:t xml:space="preserve"> </m:t>
+          </m:r>
+          <m:r>
+            <w:rPr>
+              <w:rFonts w:ascii="Cambria Math" w:hAnsi="Cambria Math" w:cs="Times New Roman"/>
+              <w:sz w:val="32"/>
+              <w:szCs w:val="32"/>
+              <w:lang w:val="en-US"/>
+            </w:rPr>
+            <m:t>D</m:t>
+          </m:r>
+        </m:oMath>
+      </m:oMathPara>
+    </w:p>
+    <w:p>
+      <w:pPr>
         <w:pStyle w:val="1"/>
       </w:pPr>
-      <w:bookmarkStart w:id="2" w:name="_Toc180671717"/>
-      <w:r>
+      <w:bookmarkStart w:id="2" w:name="_Toc182417716"/>
+      <w:r>
+        <w:t>Контрольные тесты</w:t>
+      </w:r>
+      <w:bookmarkEnd w:id="2"/>
+    </w:p>
+    <w:p>
+      <w:r>
+        <w:t xml:space="preserve">В первом примере (Рис. 1) пересечение множеств </w:t>
+      </w:r>
+      <w:r>
+        <w:rPr>
+          <w:lang w:val="en-US"/>
+        </w:rPr>
+        <w:t>A</w:t>
+      </w:r>
+      <w:r>
+        <w:t xml:space="preserve"> и </w:t>
+      </w:r>
+      <w:r>
+        <w:rPr>
+          <w:lang w:val="en-US"/>
+        </w:rPr>
+        <w:t>B</w:t>
+      </w:r>
+      <w:r>
+        <w:t xml:space="preserve"> </w:t>
+      </w:r>
+      <w:r>
+        <w:t xml:space="preserve">даёт множество из </w:t>
+      </w:r>
+      <w:r>
+        <w:t>двух</w:t>
+      </w:r>
+      <w:r>
+        <w:t xml:space="preserve"> элемент</w:t>
+      </w:r>
+      <w:r>
+        <w:t>ов</w:t>
+      </w:r>
+      <w:r>
+        <w:t xml:space="preserve">. После чего добавляются все элементы из </w:t>
+      </w:r>
+      <w:r>
+        <w:rPr>
+          <w:lang w:val="en-US"/>
+        </w:rPr>
+        <w:t>C</w:t>
+      </w:r>
+      <w:r>
+        <w:t xml:space="preserve"> </w:t>
+      </w:r>
+      <w:r>
+        <w:t xml:space="preserve">и </w:t>
+      </w:r>
+      <w:r>
+        <w:rPr>
+          <w:lang w:val="en-US"/>
+        </w:rPr>
+        <w:t>D</w:t>
+      </w:r>
+      <w:r>
+        <w:t>, так чтобы не было дубликатов.</w:t>
+      </w:r>
+    </w:p>
+    <w:p>
+      <w:pPr>
+        <w:ind w:firstLine="0"/>
+        <w:jc w:val="center"/>
+      </w:pPr>
+      <w:r>
+        <w:rPr>
+          <w:noProof/>
+        </w:rPr>
+        <w:drawing>
+          <wp:inline distT="0" distB="0" distL="0" distR="0" wp14:anchorId="1DA545FC" wp14:editId="09824BAA">
+            <wp:extent cx="5940425" cy="3108325"/>
+            <wp:effectExtent l="0" t="0" r="3175" b="0"/>
+            <wp:docPr id="4" name="Рисунок 4"/>
+            <wp:cNvGraphicFramePr>
+              <a:graphicFrameLocks xmlns:a="http://schemas.openxmlformats.org/drawingml/2006/main" noChangeAspect="1"/>
+            </wp:cNvGraphicFramePr>
+            <a:graphic xmlns:a="http://schemas.openxmlformats.org/drawingml/2006/main">
+              <a:graphicData uri="http://schemas.openxmlformats.org/drawingml/2006/picture">
+                <pic:pic xmlns:pic="http://schemas.openxmlformats.org/drawingml/2006/picture">
+                  <pic:nvPicPr>
+                    <pic:cNvPr id="4" name="Рисунок 4"/>
+                    <pic:cNvPicPr/>
+                  </pic:nvPicPr>
+                  <pic:blipFill>
+                    <a:blip r:embed="rId8">
+                      <a:extLst>
+                        <a:ext uri="{28A0092B-C50C-407E-A947-70E740481C1C}">
+                          <a14:useLocalDpi xmlns:a14="http://schemas.microsoft.com/office/drawing/2010/main" val="0"/>
+                        </a:ext>
+                      </a:extLst>
+                    </a:blip>
+                    <a:stretch>
+                      <a:fillRect/>
+                    </a:stretch>
+                  </pic:blipFill>
+                  <pic:spPr>
+                    <a:xfrm>
+                      <a:off x="0" y="0"/>
+                      <a:ext cx="5940425" cy="3108325"/>
+                    </a:xfrm>
+                    <a:prstGeom prst="rect">
+                      <a:avLst/>
+                    </a:prstGeom>
+                  </pic:spPr>
+                </pic:pic>
+              </a:graphicData>
+            </a:graphic>
+          </wp:inline>
+        </w:drawing>
+      </w:r>
+    </w:p>
+    <w:p>
+      <w:pPr>
+        <w:ind w:firstLine="0"/>
+        <w:jc w:val="center"/>
+      </w:pPr>
+      <w:r>
+        <w:t>Рисунок 1 – Пример с длиной множества 3</w:t>
+      </w:r>
+    </w:p>
+    <w:p>
+      <w:pPr>
+        <w:spacing w:after="160" w:line="259" w:lineRule="auto"/>
+        <w:ind w:firstLine="0"/>
+        <w:jc w:val="left"/>
+      </w:pPr>
+      <w:r>
+        <w:br w:type="page"/>
+      </w:r>
+    </w:p>
+    <w:p>
+      <w:r>
+        <w:lastRenderedPageBreak/>
+        <w:t>Во втором примере (Рис. 2) также можно наблюдать обработку дубликатов и корректное выполнение формулы.</w:t>
+      </w:r>
+    </w:p>
+    <w:p>
+      <w:pPr>
+        <w:ind w:firstLine="0"/>
+        <w:jc w:val="center"/>
+      </w:pPr>
+      <w:r>
+        <w:rPr>
+          <w:noProof/>
+        </w:rPr>
+        <w:drawing>
+          <wp:inline distT="0" distB="0" distL="0" distR="0" wp14:anchorId="19BCFDA2" wp14:editId="5931ED03">
+            <wp:extent cx="5940425" cy="2759075"/>
+            <wp:effectExtent l="0" t="0" r="3175" b="3175"/>
+            <wp:docPr id="5" name="Рисунок 5"/>
+            <wp:cNvGraphicFramePr>
+              <a:graphicFrameLocks xmlns:a="http://schemas.openxmlformats.org/drawingml/2006/main" noChangeAspect="1"/>
+            </wp:cNvGraphicFramePr>
+            <a:graphic xmlns:a="http://schemas.openxmlformats.org/drawingml/2006/main">
+              <a:graphicData uri="http://schemas.openxmlformats.org/drawingml/2006/picture">
+                <pic:pic xmlns:pic="http://schemas.openxmlformats.org/drawingml/2006/picture">
+                  <pic:nvPicPr>
+                    <pic:cNvPr id="5" name="Рисунок 5"/>
+                    <pic:cNvPicPr/>
+                  </pic:nvPicPr>
+                  <pic:blipFill>
+                    <a:blip r:embed="rId9">
+                      <a:extLst>
+                        <a:ext uri="{28A0092B-C50C-407E-A947-70E740481C1C}">
+                          <a14:useLocalDpi xmlns:a14="http://schemas.microsoft.com/office/drawing/2010/main" val="0"/>
+                        </a:ext>
+                      </a:extLst>
+                    </a:blip>
+                    <a:stretch>
+                      <a:fillRect/>
+                    </a:stretch>
+                  </pic:blipFill>
+                  <pic:spPr>
+                    <a:xfrm>
+                      <a:off x="0" y="0"/>
+                      <a:ext cx="5940425" cy="2759075"/>
+                    </a:xfrm>
+                    <a:prstGeom prst="rect">
+                      <a:avLst/>
+                    </a:prstGeom>
+                  </pic:spPr>
+                </pic:pic>
+              </a:graphicData>
+            </a:graphic>
+          </wp:inline>
+        </w:drawing>
+      </w:r>
+    </w:p>
+    <w:p>
+      <w:pPr>
+        <w:ind w:firstLine="0"/>
+        <w:jc w:val="center"/>
+      </w:pPr>
+      <w:r>
+        <w:t>Рисунок 2 – Пример с длиной множества 6</w:t>
+      </w:r>
+    </w:p>
+    <w:p>
+      <w:r>
+        <w:t>В третьем примере (Рис. 3) демонстрируется работа с множествами произвольной длины, введёнными вручную.</w:t>
+      </w:r>
+    </w:p>
+    <w:p>
+      <w:pPr>
+        <w:ind w:firstLine="0"/>
+        <w:jc w:val="center"/>
+      </w:pPr>
+      <w:r>
+        <w:rPr>
+          <w:noProof/>
+        </w:rPr>
+        <w:drawing>
+          <wp:inline distT="0" distB="0" distL="0" distR="0" wp14:anchorId="5FE3AD6C" wp14:editId="76DE926A">
+            <wp:extent cx="5940425" cy="2534285"/>
+            <wp:effectExtent l="0" t="0" r="3175" b="0"/>
+            <wp:docPr id="6" name="Рисунок 6"/>
+            <wp:cNvGraphicFramePr>
+              <a:graphicFrameLocks xmlns:a="http://schemas.openxmlformats.org/drawingml/2006/main" noChangeAspect="1"/>
+            </wp:cNvGraphicFramePr>
+            <a:graphic xmlns:a="http://schemas.openxmlformats.org/drawingml/2006/main">
+              <a:graphicData uri="http://schemas.openxmlformats.org/drawingml/2006/picture">
+                <pic:pic xmlns:pic="http://schemas.openxmlformats.org/drawingml/2006/picture">
+                  <pic:nvPicPr>
+                    <pic:cNvPr id="6" name="Рисунок 6"/>
+                    <pic:cNvPicPr/>
+                  </pic:nvPicPr>
+                  <pic:blipFill rotWithShape="1">
+                    <a:blip r:embed="rId10">
+                      <a:extLst>
+                        <a:ext uri="{28A0092B-C50C-407E-A947-70E740481C1C}">
+                          <a14:useLocalDpi xmlns:a14="http://schemas.microsoft.com/office/drawing/2010/main" val="0"/>
+                        </a:ext>
+                      </a:extLst>
+                    </a:blip>
+                    <a:srcRect t="6730"/>
+                    <a:stretch/>
+                  </pic:blipFill>
+                  <pic:spPr bwMode="auto">
+                    <a:xfrm>
+                      <a:off x="0" y="0"/>
+                      <a:ext cx="5940425" cy="2534285"/>
+                    </a:xfrm>
+                    <a:prstGeom prst="rect">
+                      <a:avLst/>
+                    </a:prstGeom>
+                    <a:ln>
+                      <a:noFill/>
+                    </a:ln>
+                    <a:extLst>
+                      <a:ext uri="{53640926-AAD7-44D8-BBD7-CCE9431645EC}">
+                        <a14:shadowObscured xmlns:a14="http://schemas.microsoft.com/office/drawing/2010/main"/>
+                      </a:ext>
+                    </a:extLst>
+                  </pic:spPr>
+                </pic:pic>
+              </a:graphicData>
+            </a:graphic>
+          </wp:inline>
+        </w:drawing>
+      </w:r>
+    </w:p>
+    <w:p>
+      <w:pPr>
+        <w:ind w:firstLine="0"/>
+        <w:jc w:val="center"/>
+      </w:pPr>
+      <w:r>
+        <w:t>Рисунок 3 – Пример ручного ввода множеств</w:t>
+      </w:r>
+    </w:p>
+    <w:p>
+      <w:pPr>
+        <w:spacing w:after="160" w:line="259" w:lineRule="auto"/>
+        <w:ind w:firstLine="0"/>
+        <w:jc w:val="left"/>
+      </w:pPr>
+      <w:r>
+        <w:br w:type="page"/>
+      </w:r>
+    </w:p>
+    <w:p>
+      <w:pPr>
+        <w:pStyle w:val="1"/>
+      </w:pPr>
+      <w:bookmarkStart w:id="3" w:name="_Toc182417717"/>
+      <w:r>
+        <w:lastRenderedPageBreak/>
         <w:t>Результаты эксперимента с четырьмя структурами данных на основе классов</w:t>
       </w:r>
-      <w:bookmarkEnd w:id="2"/>
-    </w:p>
-    <w:p/>
+      <w:bookmarkEnd w:id="3"/>
+    </w:p>
+    <w:p>
+      <w:pPr>
+        <w:ind w:firstLine="0"/>
+        <w:jc w:val="center"/>
+      </w:pPr>
+      <w:r>
+        <w:t>Таблица 1. Результаты измерения времени обработки множеств.</w:t>
+      </w:r>
+    </w:p>
+    <w:tbl>
+      <w:tblPr>
+        <w:tblStyle w:val="af1"/>
+        <w:tblW w:w="9356" w:type="dxa"/>
+        <w:tblInd w:w="-5" w:type="dxa"/>
+        <w:tblLayout w:type="fixed"/>
+        <w:tblLook w:val="04A0" w:firstRow="1" w:lastRow="0" w:firstColumn="1" w:lastColumn="0" w:noHBand="0" w:noVBand="1"/>
+      </w:tblPr>
+      <w:tblGrid>
+        <w:gridCol w:w="1871"/>
+        <w:gridCol w:w="1871"/>
+        <w:gridCol w:w="1871"/>
+        <w:gridCol w:w="1871"/>
+        <w:gridCol w:w="1872"/>
+      </w:tblGrid>
+      <w:tr>
+        <w:trPr>
+          <w:trHeight w:val="567"/>
+        </w:trPr>
+        <w:tc>
+          <w:tcPr>
+            <w:tcW w:w="1871" w:type="dxa"/>
+            <w:vMerge w:val="restart"/>
+            <w:noWrap/>
+            <w:vAlign w:val="center"/>
+          </w:tcPr>
+          <w:p>
+            <w:pPr>
+              <w:spacing w:line="240" w:lineRule="auto"/>
+              <w:ind w:firstLine="0"/>
+              <w:jc w:val="center"/>
+            </w:pPr>
+            <w:r>
+              <w:t>Мощность множеств</w:t>
+            </w:r>
+          </w:p>
+        </w:tc>
+        <w:tc>
+          <w:tcPr>
+            <w:tcW w:w="7485" w:type="dxa"/>
+            <w:gridSpan w:val="4"/>
+            <w:noWrap/>
+            <w:vAlign w:val="center"/>
+          </w:tcPr>
+          <w:p>
+            <w:pPr>
+              <w:spacing w:line="240" w:lineRule="auto"/>
+              <w:ind w:firstLine="0"/>
+              <w:jc w:val="center"/>
+            </w:pPr>
+            <w:r>
+              <w:t xml:space="preserve">Количество </w:t>
+            </w:r>
+            <w:r>
+              <w:rPr>
+                <w:i/>
+                <w:iCs/>
+              </w:rPr>
+              <w:t>наносекунд</w:t>
+            </w:r>
+            <w:r>
+              <w:t xml:space="preserve"> при обработке множеств при различных способах представления</w:t>
+            </w:r>
+          </w:p>
+        </w:tc>
+      </w:tr>
+      <w:tr>
+        <w:trPr>
+          <w:trHeight w:val="567"/>
+        </w:trPr>
+        <w:tc>
+          <w:tcPr>
+            <w:tcW w:w="1871" w:type="dxa"/>
+            <w:vMerge/>
+            <w:noWrap/>
+            <w:vAlign w:val="center"/>
+          </w:tcPr>
+          <w:p>
+            <w:pPr>
+              <w:spacing w:line="240" w:lineRule="auto"/>
+              <w:ind w:firstLine="0"/>
+              <w:jc w:val="center"/>
+            </w:pPr>
+          </w:p>
+        </w:tc>
+        <w:tc>
+          <w:tcPr>
+            <w:tcW w:w="1871" w:type="dxa"/>
+            <w:noWrap/>
+            <w:vAlign w:val="center"/>
+          </w:tcPr>
+          <w:p>
+            <w:pPr>
+              <w:spacing w:line="240" w:lineRule="auto"/>
+              <w:ind w:firstLine="0"/>
+              <w:jc w:val="center"/>
+              <w:rPr>
+                <w:i/>
+                <w:iCs/>
+              </w:rPr>
+            </w:pPr>
+            <w:r>
+              <w:rPr>
+                <w:i/>
+                <w:iCs/>
+              </w:rPr>
+              <w:t>Массив символов</w:t>
+            </w:r>
+          </w:p>
+        </w:tc>
+        <w:tc>
+          <w:tcPr>
+            <w:tcW w:w="1871" w:type="dxa"/>
+            <w:noWrap/>
+            <w:vAlign w:val="center"/>
+          </w:tcPr>
+          <w:p>
+            <w:pPr>
+              <w:spacing w:line="240" w:lineRule="auto"/>
+              <w:ind w:firstLine="0"/>
+              <w:jc w:val="center"/>
+              <w:rPr>
+                <w:i/>
+                <w:iCs/>
+              </w:rPr>
+            </w:pPr>
+            <w:r>
+              <w:rPr>
+                <w:i/>
+                <w:iCs/>
+              </w:rPr>
+              <w:t>Список</w:t>
+            </w:r>
+          </w:p>
+        </w:tc>
+        <w:tc>
+          <w:tcPr>
+            <w:tcW w:w="1871" w:type="dxa"/>
+            <w:noWrap/>
+            <w:vAlign w:val="center"/>
+          </w:tcPr>
+          <w:p>
+            <w:pPr>
+              <w:spacing w:line="240" w:lineRule="auto"/>
+              <w:ind w:firstLine="0"/>
+              <w:jc w:val="center"/>
+              <w:rPr>
+                <w:i/>
+                <w:iCs/>
+              </w:rPr>
+            </w:pPr>
+            <w:r>
+              <w:rPr>
+                <w:i/>
+                <w:iCs/>
+              </w:rPr>
+              <w:t>Массив битов</w:t>
+            </w:r>
+          </w:p>
+        </w:tc>
+        <w:tc>
+          <w:tcPr>
+            <w:tcW w:w="1872" w:type="dxa"/>
+            <w:noWrap/>
+            <w:vAlign w:val="center"/>
+          </w:tcPr>
+          <w:p>
+            <w:pPr>
+              <w:spacing w:line="240" w:lineRule="auto"/>
+              <w:ind w:firstLine="0"/>
+              <w:jc w:val="center"/>
+              <w:rPr>
+                <w:i/>
+                <w:iCs/>
+              </w:rPr>
+            </w:pPr>
+            <w:r>
+              <w:rPr>
+                <w:i/>
+                <w:iCs/>
+              </w:rPr>
+              <w:t>Машинное слово</w:t>
+            </w:r>
+          </w:p>
+        </w:tc>
+      </w:tr>
+      <w:tr>
+        <w:trPr>
+          <w:trHeight w:val="567"/>
+        </w:trPr>
+        <w:tc>
+          <w:tcPr>
+            <w:tcW w:w="1871" w:type="dxa"/>
+            <w:noWrap/>
+            <w:vAlign w:val="center"/>
+            <w:hideMark/>
+          </w:tcPr>
+          <w:p>
+            <w:pPr>
+              <w:spacing w:line="240" w:lineRule="auto"/>
+              <w:ind w:firstLine="0"/>
+              <w:jc w:val="center"/>
+            </w:pPr>
+            <w:r>
+              <w:t>1</w:t>
+            </w:r>
+          </w:p>
+        </w:tc>
+        <w:tc>
+          <w:tcPr>
+            <w:tcW w:w="1871" w:type="dxa"/>
+            <w:noWrap/>
+            <w:vAlign w:val="center"/>
+            <w:hideMark/>
+          </w:tcPr>
+          <w:p>
+            <w:pPr>
+              <w:spacing w:line="240" w:lineRule="auto"/>
+              <w:ind w:firstLine="0"/>
+              <w:jc w:val="center"/>
+              <w:rPr>
+                <w:i/>
+                <w:iCs/>
+              </w:rPr>
+            </w:pPr>
+            <w:r>
+              <w:rPr>
+                <w:i/>
+                <w:iCs/>
+              </w:rPr>
+              <w:t>606</w:t>
+            </w:r>
+          </w:p>
+        </w:tc>
+        <w:tc>
+          <w:tcPr>
+            <w:tcW w:w="1871" w:type="dxa"/>
+            <w:noWrap/>
+            <w:vAlign w:val="center"/>
+            <w:hideMark/>
+          </w:tcPr>
+          <w:p>
+            <w:pPr>
+              <w:spacing w:line="240" w:lineRule="auto"/>
+              <w:ind w:firstLine="0"/>
+              <w:jc w:val="center"/>
+              <w:rPr>
+                <w:i/>
+                <w:iCs/>
+              </w:rPr>
+            </w:pPr>
+            <w:r>
+              <w:rPr>
+                <w:i/>
+                <w:iCs/>
+              </w:rPr>
+              <w:t>471</w:t>
+            </w:r>
+          </w:p>
+        </w:tc>
+        <w:tc>
+          <w:tcPr>
+            <w:tcW w:w="1871" w:type="dxa"/>
+            <w:noWrap/>
+            <w:vAlign w:val="center"/>
+            <w:hideMark/>
+          </w:tcPr>
+          <w:p>
+            <w:pPr>
+              <w:spacing w:line="240" w:lineRule="auto"/>
+              <w:ind w:firstLine="0"/>
+              <w:jc w:val="center"/>
+              <w:rPr>
+                <w:i/>
+                <w:iCs/>
+              </w:rPr>
+            </w:pPr>
+            <w:r>
+              <w:rPr>
+                <w:i/>
+                <w:iCs/>
+              </w:rPr>
+              <w:t>495</w:t>
+            </w:r>
+          </w:p>
+        </w:tc>
+        <w:tc>
+          <w:tcPr>
+            <w:tcW w:w="1872" w:type="dxa"/>
+            <w:noWrap/>
+            <w:vAlign w:val="center"/>
+            <w:hideMark/>
+          </w:tcPr>
+          <w:p>
+            <w:pPr>
+              <w:spacing w:line="240" w:lineRule="auto"/>
+              <w:ind w:firstLine="0"/>
+              <w:jc w:val="center"/>
+              <w:rPr>
+                <w:i/>
+                <w:iCs/>
+              </w:rPr>
+            </w:pPr>
+            <w:r>
+              <w:rPr>
+                <w:i/>
+                <w:iCs/>
+              </w:rPr>
+              <w:t>244</w:t>
+            </w:r>
+          </w:p>
+        </w:tc>
+      </w:tr>
+      <w:tr>
+        <w:trPr>
+          <w:trHeight w:val="567"/>
+        </w:trPr>
+        <w:tc>
+          <w:tcPr>
+            <w:tcW w:w="1871" w:type="dxa"/>
+            <w:noWrap/>
+            <w:vAlign w:val="center"/>
+            <w:hideMark/>
+          </w:tcPr>
+          <w:p>
+            <w:pPr>
+              <w:spacing w:line="240" w:lineRule="auto"/>
+              <w:ind w:firstLine="0"/>
+              <w:jc w:val="center"/>
+            </w:pPr>
+            <w:r>
+              <w:t>2</w:t>
+            </w:r>
+          </w:p>
+        </w:tc>
+        <w:tc>
+          <w:tcPr>
+            <w:tcW w:w="1871" w:type="dxa"/>
+            <w:noWrap/>
+            <w:vAlign w:val="center"/>
+            <w:hideMark/>
+          </w:tcPr>
+          <w:p>
+            <w:pPr>
+              <w:spacing w:line="240" w:lineRule="auto"/>
+              <w:ind w:firstLine="0"/>
+              <w:jc w:val="center"/>
+              <w:rPr>
+                <w:i/>
+                <w:iCs/>
+              </w:rPr>
+            </w:pPr>
+            <w:r>
+              <w:rPr>
+                <w:i/>
+                <w:iCs/>
+              </w:rPr>
+              <w:t>1393</w:t>
+            </w:r>
+          </w:p>
+        </w:tc>
+        <w:tc>
+          <w:tcPr>
+            <w:tcW w:w="1871" w:type="dxa"/>
+            <w:noWrap/>
+            <w:vAlign w:val="center"/>
+            <w:hideMark/>
+          </w:tcPr>
+          <w:p>
+            <w:pPr>
+              <w:spacing w:line="240" w:lineRule="auto"/>
+              <w:ind w:firstLine="0"/>
+              <w:jc w:val="center"/>
+              <w:rPr>
+                <w:i/>
+                <w:iCs/>
+              </w:rPr>
+            </w:pPr>
+            <w:r>
+              <w:rPr>
+                <w:i/>
+                <w:iCs/>
+              </w:rPr>
+              <w:t>1479</w:t>
+            </w:r>
+          </w:p>
+        </w:tc>
+        <w:tc>
+          <w:tcPr>
+            <w:tcW w:w="1871" w:type="dxa"/>
+            <w:noWrap/>
+            <w:vAlign w:val="center"/>
+            <w:hideMark/>
+          </w:tcPr>
+          <w:p>
+            <w:pPr>
+              <w:spacing w:line="240" w:lineRule="auto"/>
+              <w:ind w:firstLine="0"/>
+              <w:jc w:val="center"/>
+              <w:rPr>
+                <w:i/>
+                <w:iCs/>
+              </w:rPr>
+            </w:pPr>
+            <w:r>
+              <w:rPr>
+                <w:i/>
+                <w:iCs/>
+              </w:rPr>
+              <w:t>1153</w:t>
+            </w:r>
+          </w:p>
+        </w:tc>
+        <w:tc>
+          <w:tcPr>
+            <w:tcW w:w="1872" w:type="dxa"/>
+            <w:noWrap/>
+            <w:vAlign w:val="center"/>
+            <w:hideMark/>
+          </w:tcPr>
+          <w:p>
+            <w:pPr>
+              <w:spacing w:line="240" w:lineRule="auto"/>
+              <w:ind w:firstLine="0"/>
+              <w:jc w:val="center"/>
+              <w:rPr>
+                <w:i/>
+                <w:iCs/>
+              </w:rPr>
+            </w:pPr>
+            <w:r>
+              <w:rPr>
+                <w:i/>
+                <w:iCs/>
+              </w:rPr>
+              <w:t>467</w:t>
+            </w:r>
+          </w:p>
+        </w:tc>
+      </w:tr>
+      <w:tr>
+        <w:trPr>
+          <w:trHeight w:val="567"/>
+        </w:trPr>
+        <w:tc>
+          <w:tcPr>
+            <w:tcW w:w="1871" w:type="dxa"/>
+            <w:noWrap/>
+            <w:vAlign w:val="center"/>
+            <w:hideMark/>
+          </w:tcPr>
+          <w:p>
+            <w:pPr>
+              <w:spacing w:line="240" w:lineRule="auto"/>
+              <w:ind w:firstLine="0"/>
+              <w:jc w:val="center"/>
+            </w:pPr>
+            <w:r>
+              <w:t>3</w:t>
+            </w:r>
+          </w:p>
+        </w:tc>
+        <w:tc>
+          <w:tcPr>
+            <w:tcW w:w="1871" w:type="dxa"/>
+            <w:noWrap/>
+            <w:vAlign w:val="center"/>
+            <w:hideMark/>
+          </w:tcPr>
+          <w:p>
+            <w:pPr>
+              <w:spacing w:line="240" w:lineRule="auto"/>
+              <w:ind w:firstLine="0"/>
+              <w:jc w:val="center"/>
+              <w:rPr>
+                <w:i/>
+                <w:iCs/>
+              </w:rPr>
+            </w:pPr>
+            <w:r>
+              <w:rPr>
+                <w:i/>
+                <w:iCs/>
+              </w:rPr>
+              <w:t>2192</w:t>
+            </w:r>
+          </w:p>
+        </w:tc>
+        <w:tc>
+          <w:tcPr>
+            <w:tcW w:w="1871" w:type="dxa"/>
+            <w:noWrap/>
+            <w:vAlign w:val="center"/>
+            <w:hideMark/>
+          </w:tcPr>
+          <w:p>
+            <w:pPr>
+              <w:spacing w:line="240" w:lineRule="auto"/>
+              <w:ind w:firstLine="0"/>
+              <w:jc w:val="center"/>
+              <w:rPr>
+                <w:i/>
+                <w:iCs/>
+              </w:rPr>
+            </w:pPr>
+            <w:r>
+              <w:rPr>
+                <w:i/>
+                <w:iCs/>
+              </w:rPr>
+              <w:t>2994</w:t>
+            </w:r>
+          </w:p>
+        </w:tc>
+        <w:tc>
+          <w:tcPr>
+            <w:tcW w:w="1871" w:type="dxa"/>
+            <w:noWrap/>
+            <w:vAlign w:val="center"/>
+            <w:hideMark/>
+          </w:tcPr>
+          <w:p>
+            <w:pPr>
+              <w:spacing w:line="240" w:lineRule="auto"/>
+              <w:ind w:firstLine="0"/>
+              <w:jc w:val="center"/>
+              <w:rPr>
+                <w:i/>
+                <w:iCs/>
+              </w:rPr>
+            </w:pPr>
+            <w:r>
+              <w:rPr>
+                <w:i/>
+                <w:iCs/>
+              </w:rPr>
+              <w:t>1896</w:t>
+            </w:r>
+          </w:p>
+        </w:tc>
+        <w:tc>
+          <w:tcPr>
+            <w:tcW w:w="1872" w:type="dxa"/>
+            <w:noWrap/>
+            <w:vAlign w:val="center"/>
+            <w:hideMark/>
+          </w:tcPr>
+          <w:p>
+            <w:pPr>
+              <w:spacing w:line="240" w:lineRule="auto"/>
+              <w:ind w:firstLine="0"/>
+              <w:jc w:val="center"/>
+              <w:rPr>
+                <w:i/>
+                <w:iCs/>
+              </w:rPr>
+            </w:pPr>
+            <w:r>
+              <w:rPr>
+                <w:i/>
+                <w:iCs/>
+              </w:rPr>
+              <w:t>688</w:t>
+            </w:r>
+          </w:p>
+        </w:tc>
+      </w:tr>
+      <w:tr>
+        <w:trPr>
+          <w:trHeight w:val="567"/>
+        </w:trPr>
+        <w:tc>
+          <w:tcPr>
+            <w:tcW w:w="1871" w:type="dxa"/>
+            <w:noWrap/>
+            <w:vAlign w:val="center"/>
+            <w:hideMark/>
+          </w:tcPr>
+          <w:p>
+            <w:pPr>
+              <w:spacing w:line="240" w:lineRule="auto"/>
+              <w:ind w:firstLine="0"/>
+              <w:jc w:val="center"/>
+            </w:pPr>
+            <w:r>
+              <w:t>4</w:t>
+            </w:r>
+          </w:p>
+        </w:tc>
+        <w:tc>
+          <w:tcPr>
+            <w:tcW w:w="1871" w:type="dxa"/>
+            <w:noWrap/>
+            <w:vAlign w:val="center"/>
+            <w:hideMark/>
+          </w:tcPr>
+          <w:p>
+            <w:pPr>
+              <w:spacing w:line="240" w:lineRule="auto"/>
+              <w:ind w:firstLine="0"/>
+              <w:jc w:val="center"/>
+              <w:rPr>
+                <w:i/>
+                <w:iCs/>
+              </w:rPr>
+            </w:pPr>
+            <w:r>
+              <w:rPr>
+                <w:i/>
+                <w:iCs/>
+              </w:rPr>
+              <w:t>3278</w:t>
+            </w:r>
+          </w:p>
+        </w:tc>
+        <w:tc>
+          <w:tcPr>
+            <w:tcW w:w="1871" w:type="dxa"/>
+            <w:noWrap/>
+            <w:vAlign w:val="center"/>
+            <w:hideMark/>
+          </w:tcPr>
+          <w:p>
+            <w:pPr>
+              <w:spacing w:line="240" w:lineRule="auto"/>
+              <w:ind w:firstLine="0"/>
+              <w:jc w:val="center"/>
+              <w:rPr>
+                <w:i/>
+                <w:iCs/>
+              </w:rPr>
+            </w:pPr>
+            <w:r>
+              <w:rPr>
+                <w:i/>
+                <w:iCs/>
+              </w:rPr>
+              <w:t>6580</w:t>
+            </w:r>
+          </w:p>
+        </w:tc>
+        <w:tc>
+          <w:tcPr>
+            <w:tcW w:w="1871" w:type="dxa"/>
+            <w:noWrap/>
+            <w:vAlign w:val="center"/>
+            <w:hideMark/>
+          </w:tcPr>
+          <w:p>
+            <w:pPr>
+              <w:spacing w:line="240" w:lineRule="auto"/>
+              <w:ind w:firstLine="0"/>
+              <w:jc w:val="center"/>
+              <w:rPr>
+                <w:i/>
+                <w:iCs/>
+              </w:rPr>
+            </w:pPr>
+            <w:r>
+              <w:rPr>
+                <w:i/>
+                <w:iCs/>
+              </w:rPr>
+              <w:t>2766</w:t>
+            </w:r>
+          </w:p>
+        </w:tc>
+        <w:tc>
+          <w:tcPr>
+            <w:tcW w:w="1872" w:type="dxa"/>
+            <w:noWrap/>
+            <w:vAlign w:val="center"/>
+            <w:hideMark/>
+          </w:tcPr>
+          <w:p>
+            <w:pPr>
+              <w:spacing w:line="240" w:lineRule="auto"/>
+              <w:ind w:firstLine="0"/>
+              <w:jc w:val="center"/>
+              <w:rPr>
+                <w:i/>
+                <w:iCs/>
+              </w:rPr>
+            </w:pPr>
+            <w:r>
+              <w:rPr>
+                <w:i/>
+                <w:iCs/>
+              </w:rPr>
+              <w:t>938</w:t>
+            </w:r>
+          </w:p>
+        </w:tc>
+      </w:tr>
+      <w:tr>
+        <w:trPr>
+          <w:trHeight w:val="567"/>
+        </w:trPr>
+        <w:tc>
+          <w:tcPr>
+            <w:tcW w:w="1871" w:type="dxa"/>
+            <w:noWrap/>
+            <w:vAlign w:val="center"/>
+            <w:hideMark/>
+          </w:tcPr>
+          <w:p>
+            <w:pPr>
+              <w:spacing w:line="240" w:lineRule="auto"/>
+              <w:ind w:firstLine="0"/>
+              <w:jc w:val="center"/>
+            </w:pPr>
+            <w:r>
+              <w:t>5</w:t>
+            </w:r>
+          </w:p>
+        </w:tc>
+        <w:tc>
+          <w:tcPr>
+            <w:tcW w:w="1871" w:type="dxa"/>
+            <w:noWrap/>
+            <w:vAlign w:val="center"/>
+            <w:hideMark/>
+          </w:tcPr>
+          <w:p>
+            <w:pPr>
+              <w:spacing w:line="240" w:lineRule="auto"/>
+              <w:ind w:firstLine="0"/>
+              <w:jc w:val="center"/>
+              <w:rPr>
+                <w:i/>
+                <w:iCs/>
+              </w:rPr>
+            </w:pPr>
+            <w:r>
+              <w:rPr>
+                <w:i/>
+                <w:iCs/>
+              </w:rPr>
+              <w:t>4137</w:t>
+            </w:r>
+          </w:p>
+        </w:tc>
+        <w:tc>
+          <w:tcPr>
+            <w:tcW w:w="1871" w:type="dxa"/>
+            <w:noWrap/>
+            <w:vAlign w:val="center"/>
+            <w:hideMark/>
+          </w:tcPr>
+          <w:p>
+            <w:pPr>
+              <w:spacing w:line="240" w:lineRule="auto"/>
+              <w:ind w:firstLine="0"/>
+              <w:jc w:val="center"/>
+              <w:rPr>
+                <w:i/>
+                <w:iCs/>
+              </w:rPr>
+            </w:pPr>
+            <w:r>
+              <w:rPr>
+                <w:i/>
+                <w:iCs/>
+              </w:rPr>
+              <w:t>10025</w:t>
+            </w:r>
+          </w:p>
+        </w:tc>
+        <w:tc>
+          <w:tcPr>
+            <w:tcW w:w="1871" w:type="dxa"/>
+            <w:noWrap/>
+            <w:vAlign w:val="center"/>
+            <w:hideMark/>
+          </w:tcPr>
+          <w:p>
+            <w:pPr>
+              <w:spacing w:line="240" w:lineRule="auto"/>
+              <w:ind w:firstLine="0"/>
+              <w:jc w:val="center"/>
+              <w:rPr>
+                <w:i/>
+                <w:iCs/>
+              </w:rPr>
+            </w:pPr>
+            <w:r>
+              <w:rPr>
+                <w:i/>
+                <w:iCs/>
+              </w:rPr>
+              <w:t>3601</w:t>
+            </w:r>
+          </w:p>
+        </w:tc>
+        <w:tc>
+          <w:tcPr>
+            <w:tcW w:w="1872" w:type="dxa"/>
+            <w:noWrap/>
+            <w:vAlign w:val="center"/>
+            <w:hideMark/>
+          </w:tcPr>
+          <w:p>
+            <w:pPr>
+              <w:spacing w:line="240" w:lineRule="auto"/>
+              <w:ind w:firstLine="0"/>
+              <w:jc w:val="center"/>
+              <w:rPr>
+                <w:i/>
+                <w:iCs/>
+              </w:rPr>
+            </w:pPr>
+            <w:r>
+              <w:rPr>
+                <w:i/>
+                <w:iCs/>
+              </w:rPr>
+              <w:t>1153</w:t>
+            </w:r>
+          </w:p>
+        </w:tc>
+      </w:tr>
+      <w:tr>
+        <w:trPr>
+          <w:trHeight w:val="567"/>
+        </w:trPr>
+        <w:tc>
+          <w:tcPr>
+            <w:tcW w:w="1871" w:type="dxa"/>
+            <w:noWrap/>
+            <w:vAlign w:val="center"/>
+            <w:hideMark/>
+          </w:tcPr>
+          <w:p>
+            <w:pPr>
+              <w:spacing w:line="240" w:lineRule="auto"/>
+              <w:ind w:firstLine="0"/>
+              <w:jc w:val="center"/>
+            </w:pPr>
+            <w:r>
+              <w:t>6</w:t>
+            </w:r>
+          </w:p>
+        </w:tc>
+        <w:tc>
+          <w:tcPr>
+            <w:tcW w:w="1871" w:type="dxa"/>
+            <w:noWrap/>
+            <w:vAlign w:val="center"/>
+            <w:hideMark/>
+          </w:tcPr>
+          <w:p>
+            <w:pPr>
+              <w:spacing w:line="240" w:lineRule="auto"/>
+              <w:ind w:firstLine="0"/>
+              <w:jc w:val="center"/>
+              <w:rPr>
+                <w:i/>
+                <w:iCs/>
+              </w:rPr>
+            </w:pPr>
+            <w:r>
+              <w:rPr>
+                <w:i/>
+                <w:iCs/>
+              </w:rPr>
+              <w:t>6833</w:t>
+            </w:r>
+          </w:p>
+        </w:tc>
+        <w:tc>
+          <w:tcPr>
+            <w:tcW w:w="1871" w:type="dxa"/>
+            <w:noWrap/>
+            <w:vAlign w:val="center"/>
+            <w:hideMark/>
+          </w:tcPr>
+          <w:p>
+            <w:pPr>
+              <w:spacing w:line="240" w:lineRule="auto"/>
+              <w:ind w:firstLine="0"/>
+              <w:jc w:val="center"/>
+              <w:rPr>
+                <w:i/>
+                <w:iCs/>
+              </w:rPr>
+            </w:pPr>
+            <w:r>
+              <w:rPr>
+                <w:i/>
+                <w:iCs/>
+              </w:rPr>
+              <w:t>14295</w:t>
+            </w:r>
+          </w:p>
+        </w:tc>
+        <w:tc>
+          <w:tcPr>
+            <w:tcW w:w="1871" w:type="dxa"/>
+            <w:noWrap/>
+            <w:vAlign w:val="center"/>
+            <w:hideMark/>
+          </w:tcPr>
+          <w:p>
+            <w:pPr>
+              <w:spacing w:line="240" w:lineRule="auto"/>
+              <w:ind w:firstLine="0"/>
+              <w:jc w:val="center"/>
+              <w:rPr>
+                <w:i/>
+                <w:iCs/>
+              </w:rPr>
+            </w:pPr>
+            <w:r>
+              <w:rPr>
+                <w:i/>
+                <w:iCs/>
+              </w:rPr>
+              <w:t>4474</w:t>
+            </w:r>
+          </w:p>
+        </w:tc>
+        <w:tc>
+          <w:tcPr>
+            <w:tcW w:w="1872" w:type="dxa"/>
+            <w:noWrap/>
+            <w:vAlign w:val="center"/>
+            <w:hideMark/>
+          </w:tcPr>
+          <w:p>
+            <w:pPr>
+              <w:spacing w:line="240" w:lineRule="auto"/>
+              <w:ind w:firstLine="0"/>
+              <w:jc w:val="center"/>
+              <w:rPr>
+                <w:i/>
+                <w:iCs/>
+              </w:rPr>
+            </w:pPr>
+            <w:r>
+              <w:rPr>
+                <w:i/>
+                <w:iCs/>
+              </w:rPr>
+              <w:t>1375</w:t>
+            </w:r>
+          </w:p>
+        </w:tc>
+      </w:tr>
+      <w:tr>
+        <w:trPr>
+          <w:trHeight w:val="567"/>
+        </w:trPr>
+        <w:tc>
+          <w:tcPr>
+            <w:tcW w:w="1871" w:type="dxa"/>
+            <w:noWrap/>
+            <w:vAlign w:val="center"/>
+            <w:hideMark/>
+          </w:tcPr>
+          <w:p>
+            <w:pPr>
+              <w:spacing w:line="240" w:lineRule="auto"/>
+              <w:ind w:firstLine="0"/>
+              <w:jc w:val="center"/>
+            </w:pPr>
+            <w:r>
+              <w:t>7</w:t>
+            </w:r>
+          </w:p>
+        </w:tc>
+        <w:tc>
+          <w:tcPr>
+            <w:tcW w:w="1871" w:type="dxa"/>
+            <w:noWrap/>
+            <w:vAlign w:val="center"/>
+            <w:hideMark/>
+          </w:tcPr>
+          <w:p>
+            <w:pPr>
+              <w:spacing w:line="240" w:lineRule="auto"/>
+              <w:ind w:firstLine="0"/>
+              <w:jc w:val="center"/>
+              <w:rPr>
+                <w:i/>
+                <w:iCs/>
+              </w:rPr>
+            </w:pPr>
+            <w:r>
+              <w:rPr>
+                <w:i/>
+                <w:iCs/>
+              </w:rPr>
+              <w:t>7775</w:t>
+            </w:r>
+          </w:p>
+        </w:tc>
+        <w:tc>
+          <w:tcPr>
+            <w:tcW w:w="1871" w:type="dxa"/>
+            <w:noWrap/>
+            <w:vAlign w:val="center"/>
+            <w:hideMark/>
+          </w:tcPr>
+          <w:p>
+            <w:pPr>
+              <w:spacing w:line="240" w:lineRule="auto"/>
+              <w:ind w:firstLine="0"/>
+              <w:jc w:val="center"/>
+              <w:rPr>
+                <w:i/>
+                <w:iCs/>
+              </w:rPr>
+            </w:pPr>
+            <w:r>
+              <w:rPr>
+                <w:i/>
+                <w:iCs/>
+              </w:rPr>
+              <w:t>16884</w:t>
+            </w:r>
+          </w:p>
+        </w:tc>
+        <w:tc>
+          <w:tcPr>
+            <w:tcW w:w="1871" w:type="dxa"/>
+            <w:noWrap/>
+            <w:vAlign w:val="center"/>
+            <w:hideMark/>
+          </w:tcPr>
+          <w:p>
+            <w:pPr>
+              <w:spacing w:line="240" w:lineRule="auto"/>
+              <w:ind w:firstLine="0"/>
+              <w:jc w:val="center"/>
+              <w:rPr>
+                <w:i/>
+                <w:iCs/>
+              </w:rPr>
+            </w:pPr>
+            <w:r>
+              <w:rPr>
+                <w:i/>
+                <w:iCs/>
+              </w:rPr>
+              <w:t>5217</w:t>
+            </w:r>
+          </w:p>
+        </w:tc>
+        <w:tc>
+          <w:tcPr>
+            <w:tcW w:w="1872" w:type="dxa"/>
+            <w:noWrap/>
+            <w:vAlign w:val="center"/>
+            <w:hideMark/>
+          </w:tcPr>
+          <w:p>
+            <w:pPr>
+              <w:spacing w:line="240" w:lineRule="auto"/>
+              <w:ind w:firstLine="0"/>
+              <w:jc w:val="center"/>
+              <w:rPr>
+                <w:i/>
+                <w:iCs/>
+              </w:rPr>
+            </w:pPr>
+            <w:r>
+              <w:rPr>
+                <w:i/>
+                <w:iCs/>
+              </w:rPr>
+              <w:t>1556</w:t>
+            </w:r>
+          </w:p>
+        </w:tc>
+      </w:tr>
+      <w:tr>
+        <w:trPr>
+          <w:trHeight w:val="567"/>
+        </w:trPr>
+        <w:tc>
+          <w:tcPr>
+            <w:tcW w:w="1871" w:type="dxa"/>
+            <w:noWrap/>
+            <w:vAlign w:val="center"/>
+            <w:hideMark/>
+          </w:tcPr>
+          <w:p>
+            <w:pPr>
+              <w:spacing w:line="240" w:lineRule="auto"/>
+              <w:ind w:firstLine="0"/>
+              <w:jc w:val="center"/>
+            </w:pPr>
+            <w:r>
+              <w:t>8</w:t>
+            </w:r>
+          </w:p>
+        </w:tc>
+        <w:tc>
+          <w:tcPr>
+            <w:tcW w:w="1871" w:type="dxa"/>
+            <w:noWrap/>
+            <w:vAlign w:val="center"/>
+            <w:hideMark/>
+          </w:tcPr>
+          <w:p>
+            <w:pPr>
+              <w:spacing w:line="240" w:lineRule="auto"/>
+              <w:ind w:firstLine="0"/>
+              <w:jc w:val="center"/>
+              <w:rPr>
+                <w:i/>
+                <w:iCs/>
+              </w:rPr>
+            </w:pPr>
+            <w:r>
+              <w:rPr>
+                <w:i/>
+                <w:iCs/>
+              </w:rPr>
+              <w:t>8761</w:t>
+            </w:r>
+          </w:p>
+        </w:tc>
+        <w:tc>
+          <w:tcPr>
+            <w:tcW w:w="1871" w:type="dxa"/>
+            <w:noWrap/>
+            <w:vAlign w:val="center"/>
+            <w:hideMark/>
+          </w:tcPr>
+          <w:p>
+            <w:pPr>
+              <w:spacing w:line="240" w:lineRule="auto"/>
+              <w:ind w:firstLine="0"/>
+              <w:jc w:val="center"/>
+              <w:rPr>
+                <w:i/>
+                <w:iCs/>
+              </w:rPr>
+            </w:pPr>
+            <w:r>
+              <w:rPr>
+                <w:i/>
+                <w:iCs/>
+              </w:rPr>
+              <w:t>19868</w:t>
+            </w:r>
+          </w:p>
+        </w:tc>
+        <w:tc>
+          <w:tcPr>
+            <w:tcW w:w="1871" w:type="dxa"/>
+            <w:noWrap/>
+            <w:vAlign w:val="center"/>
+            <w:hideMark/>
+          </w:tcPr>
+          <w:p>
+            <w:pPr>
+              <w:spacing w:line="240" w:lineRule="auto"/>
+              <w:ind w:firstLine="0"/>
+              <w:jc w:val="center"/>
+              <w:rPr>
+                <w:i/>
+                <w:iCs/>
+              </w:rPr>
+            </w:pPr>
+            <w:r>
+              <w:rPr>
+                <w:i/>
+                <w:iCs/>
+              </w:rPr>
+              <w:t>5780</w:t>
+            </w:r>
+          </w:p>
+        </w:tc>
+        <w:tc>
+          <w:tcPr>
+            <w:tcW w:w="1872" w:type="dxa"/>
+            <w:noWrap/>
+            <w:vAlign w:val="center"/>
+            <w:hideMark/>
+          </w:tcPr>
+          <w:p>
+            <w:pPr>
+              <w:spacing w:line="240" w:lineRule="auto"/>
+              <w:ind w:firstLine="0"/>
+              <w:jc w:val="center"/>
+              <w:rPr>
+                <w:i/>
+                <w:iCs/>
+              </w:rPr>
+            </w:pPr>
+            <w:r>
+              <w:rPr>
+                <w:i/>
+                <w:iCs/>
+              </w:rPr>
+              <w:t>1733</w:t>
+            </w:r>
+          </w:p>
+        </w:tc>
+      </w:tr>
+      <w:tr>
+        <w:trPr>
+          <w:trHeight w:val="567"/>
+        </w:trPr>
+        <w:tc>
+          <w:tcPr>
+            <w:tcW w:w="1871" w:type="dxa"/>
+            <w:noWrap/>
+            <w:vAlign w:val="center"/>
+            <w:hideMark/>
+          </w:tcPr>
+          <w:p>
+            <w:pPr>
+              <w:spacing w:line="240" w:lineRule="auto"/>
+              <w:ind w:firstLine="0"/>
+              <w:jc w:val="center"/>
+            </w:pPr>
+            <w:r>
+              <w:t>9</w:t>
+            </w:r>
+          </w:p>
+        </w:tc>
+        <w:tc>
+          <w:tcPr>
+            <w:tcW w:w="1871" w:type="dxa"/>
+            <w:noWrap/>
+            <w:vAlign w:val="center"/>
+            <w:hideMark/>
+          </w:tcPr>
+          <w:p>
+            <w:pPr>
+              <w:spacing w:line="240" w:lineRule="auto"/>
+              <w:ind w:firstLine="0"/>
+              <w:jc w:val="center"/>
+              <w:rPr>
+                <w:i/>
+                <w:iCs/>
+              </w:rPr>
+            </w:pPr>
+            <w:r>
+              <w:rPr>
+                <w:i/>
+                <w:iCs/>
+              </w:rPr>
+              <w:t>9645</w:t>
+            </w:r>
+          </w:p>
+        </w:tc>
+        <w:tc>
+          <w:tcPr>
+            <w:tcW w:w="1871" w:type="dxa"/>
+            <w:noWrap/>
+            <w:vAlign w:val="center"/>
+            <w:hideMark/>
+          </w:tcPr>
+          <w:p>
+            <w:pPr>
+              <w:spacing w:line="240" w:lineRule="auto"/>
+              <w:ind w:firstLine="0"/>
+              <w:jc w:val="center"/>
+              <w:rPr>
+                <w:i/>
+                <w:iCs/>
+              </w:rPr>
+            </w:pPr>
+            <w:r>
+              <w:rPr>
+                <w:i/>
+                <w:iCs/>
+              </w:rPr>
+              <w:t>22781</w:t>
+            </w:r>
+          </w:p>
+        </w:tc>
+        <w:tc>
+          <w:tcPr>
+            <w:tcW w:w="1871" w:type="dxa"/>
+            <w:noWrap/>
+            <w:vAlign w:val="center"/>
+            <w:hideMark/>
+          </w:tcPr>
+          <w:p>
+            <w:pPr>
+              <w:spacing w:line="240" w:lineRule="auto"/>
+              <w:ind w:firstLine="0"/>
+              <w:jc w:val="center"/>
+              <w:rPr>
+                <w:i/>
+                <w:iCs/>
+              </w:rPr>
+            </w:pPr>
+            <w:r>
+              <w:rPr>
+                <w:i/>
+                <w:iCs/>
+              </w:rPr>
+              <w:t>6165</w:t>
+            </w:r>
+          </w:p>
+        </w:tc>
+        <w:tc>
+          <w:tcPr>
+            <w:tcW w:w="1872" w:type="dxa"/>
+            <w:noWrap/>
+            <w:vAlign w:val="center"/>
+            <w:hideMark/>
+          </w:tcPr>
+          <w:p>
+            <w:pPr>
+              <w:spacing w:line="240" w:lineRule="auto"/>
+              <w:ind w:firstLine="0"/>
+              <w:jc w:val="center"/>
+              <w:rPr>
+                <w:i/>
+                <w:iCs/>
+              </w:rPr>
+            </w:pPr>
+            <w:r>
+              <w:rPr>
+                <w:i/>
+                <w:iCs/>
+              </w:rPr>
+              <w:t>1894</w:t>
+            </w:r>
+          </w:p>
+        </w:tc>
+      </w:tr>
+      <w:tr>
+        <w:trPr>
+          <w:trHeight w:val="567"/>
+        </w:trPr>
+        <w:tc>
+          <w:tcPr>
+            <w:tcW w:w="1871" w:type="dxa"/>
+            <w:noWrap/>
+            <w:vAlign w:val="center"/>
+            <w:hideMark/>
+          </w:tcPr>
+          <w:p>
+            <w:pPr>
+              <w:spacing w:line="240" w:lineRule="auto"/>
+              <w:ind w:firstLine="0"/>
+              <w:jc w:val="center"/>
+            </w:pPr>
+            <w:r>
+              <w:t>10</w:t>
+            </w:r>
+          </w:p>
+        </w:tc>
+        <w:tc>
+          <w:tcPr>
+            <w:tcW w:w="1871" w:type="dxa"/>
+            <w:noWrap/>
+            <w:vAlign w:val="center"/>
+            <w:hideMark/>
+          </w:tcPr>
+          <w:p>
+            <w:pPr>
+              <w:spacing w:line="240" w:lineRule="auto"/>
+              <w:ind w:firstLine="0"/>
+              <w:jc w:val="center"/>
+              <w:rPr>
+                <w:i/>
+                <w:iCs/>
+              </w:rPr>
+            </w:pPr>
+            <w:r>
+              <w:rPr>
+                <w:i/>
+                <w:iCs/>
+              </w:rPr>
+              <w:t>10553</w:t>
+            </w:r>
+          </w:p>
+        </w:tc>
+        <w:tc>
+          <w:tcPr>
+            <w:tcW w:w="1871" w:type="dxa"/>
+            <w:noWrap/>
+            <w:vAlign w:val="center"/>
+            <w:hideMark/>
+          </w:tcPr>
+          <w:p>
+            <w:pPr>
+              <w:spacing w:line="240" w:lineRule="auto"/>
+              <w:ind w:firstLine="0"/>
+              <w:jc w:val="center"/>
+              <w:rPr>
+                <w:i/>
+                <w:iCs/>
+              </w:rPr>
+            </w:pPr>
+            <w:r>
+              <w:rPr>
+                <w:i/>
+                <w:iCs/>
+              </w:rPr>
+              <w:t>25820</w:t>
+            </w:r>
+          </w:p>
+        </w:tc>
+        <w:tc>
+          <w:tcPr>
+            <w:tcW w:w="1871" w:type="dxa"/>
+            <w:noWrap/>
+            <w:vAlign w:val="center"/>
+            <w:hideMark/>
+          </w:tcPr>
+          <w:p>
+            <w:pPr>
+              <w:spacing w:line="240" w:lineRule="auto"/>
+              <w:ind w:firstLine="0"/>
+              <w:jc w:val="center"/>
+              <w:rPr>
+                <w:i/>
+                <w:iCs/>
+              </w:rPr>
+            </w:pPr>
+            <w:r>
+              <w:rPr>
+                <w:i/>
+                <w:iCs/>
+              </w:rPr>
+              <w:t>6428</w:t>
+            </w:r>
+          </w:p>
+        </w:tc>
+        <w:tc>
+          <w:tcPr>
+            <w:tcW w:w="1872" w:type="dxa"/>
+            <w:noWrap/>
+            <w:vAlign w:val="center"/>
+            <w:hideMark/>
+          </w:tcPr>
+          <w:p>
+            <w:pPr>
+              <w:spacing w:line="240" w:lineRule="auto"/>
+              <w:ind w:firstLine="0"/>
+              <w:jc w:val="center"/>
+              <w:rPr>
+                <w:i/>
+                <w:iCs/>
+              </w:rPr>
+            </w:pPr>
+            <w:r>
+              <w:rPr>
+                <w:i/>
+                <w:iCs/>
+              </w:rPr>
+              <w:t>2051</w:t>
+            </w:r>
+          </w:p>
+        </w:tc>
+      </w:tr>
+    </w:tbl>
+    <w:p>
+      <w:pPr>
+        <w:spacing w:before="240"/>
+        <w:ind w:firstLine="0"/>
+        <w:jc w:val="center"/>
+      </w:pPr>
+      <w:r>
+        <w:t>Диаграмма 1. Оценка измерения времени обработки множеств.</w:t>
+      </w:r>
+    </w:p>
+    <w:p>
+      <w:pPr>
+        <w:spacing w:after="160" w:line="259" w:lineRule="auto"/>
+        <w:ind w:firstLine="0"/>
+        <w:jc w:val="center"/>
+      </w:pPr>
+      <w:r>
+        <w:rPr>
+          <w:noProof/>
+        </w:rPr>
+        <w:drawing>
+          <wp:inline distT="0" distB="0" distL="0" distR="0" wp14:anchorId="010B47DD" wp14:editId="57D445F4">
+            <wp:extent cx="4146620" cy="3060000"/>
+            <wp:effectExtent l="0" t="0" r="6350" b="7620"/>
+            <wp:docPr id="2" name="Рисунок 2"/>
+            <wp:cNvGraphicFramePr>
+              <a:graphicFrameLocks xmlns:a="http://schemas.openxmlformats.org/drawingml/2006/main" noChangeAspect="1"/>
+            </wp:cNvGraphicFramePr>
+            <a:graphic xmlns:a="http://schemas.openxmlformats.org/drawingml/2006/main">
+              <a:graphicData uri="http://schemas.openxmlformats.org/drawingml/2006/picture">
+                <pic:pic xmlns:pic="http://schemas.openxmlformats.org/drawingml/2006/picture">
+                  <pic:nvPicPr>
+                    <pic:cNvPr id="0" name="Picture 2"/>
+                    <pic:cNvPicPr>
+                      <a:picLocks noChangeAspect="1" noChangeArrowheads="1"/>
+                    </pic:cNvPicPr>
+                  </pic:nvPicPr>
+                  <pic:blipFill>
+                    <a:blip r:embed="rId11">
+                      <a:extLst>
+                        <a:ext uri="{28A0092B-C50C-407E-A947-70E740481C1C}">
+                          <a14:useLocalDpi xmlns:a14="http://schemas.microsoft.com/office/drawing/2010/main" val="0"/>
+                        </a:ext>
+                      </a:extLst>
+                    </a:blip>
+                    <a:srcRect/>
+                    <a:stretch>
+                      <a:fillRect/>
+                    </a:stretch>
+                  </pic:blipFill>
+                  <pic:spPr bwMode="auto">
+                    <a:xfrm>
+                      <a:off x="0" y="0"/>
+                      <a:ext cx="4146620" cy="3060000"/>
+                    </a:xfrm>
+                    <a:prstGeom prst="rect">
+                      <a:avLst/>
+                    </a:prstGeom>
+                    <a:noFill/>
+                  </pic:spPr>
+                </pic:pic>
+              </a:graphicData>
+            </a:graphic>
+          </wp:inline>
+        </w:drawing>
+      </w:r>
+    </w:p>
     <w:p>
       <w:pPr>
         <w:pStyle w:val="1"/>
       </w:pPr>
-      <w:bookmarkStart w:id="3" w:name="_Toc180671718"/>
-      <w:r>
-        <w:t>Результат эксперимента с отслеживанием вызово функций-члены</w:t>
-      </w:r>
-      <w:bookmarkEnd w:id="3"/>
-    </w:p>
-    <w:p/>
+      <w:bookmarkStart w:id="4" w:name="_Toc182417718"/>
+      <w:r>
+        <w:lastRenderedPageBreak/>
+        <w:t>Результат эксперимента с отслеживанием вызово</w:t>
+      </w:r>
+      <w:r>
+        <w:rPr>
+          <w:lang w:eastAsia="ja-JP"/>
+        </w:rPr>
+        <w:t>в</w:t>
+      </w:r>
+      <w:r>
+        <w:t xml:space="preserve"> функций-член</w:t>
+      </w:r>
+      <w:r>
+        <w:t>ов</w:t>
+      </w:r>
+      <w:bookmarkEnd w:id="4"/>
+    </w:p>
+    <w:p>
+      <w:pPr>
+        <w:jc w:val="left"/>
+      </w:pPr>
+      <w:r>
+        <w:rPr>
+          <w:noProof/>
+        </w:rPr>
+        <w:drawing>
+          <wp:inline distT="0" distB="0" distL="0" distR="0" wp14:anchorId="7BA00B41" wp14:editId="5DC1827F">
+            <wp:extent cx="5131115" cy="6338888"/>
+            <wp:effectExtent l="0" t="0" r="0" b="5080"/>
+            <wp:docPr id="1" name="Рисунок 1"/>
+            <wp:cNvGraphicFramePr>
+              <a:graphicFrameLocks xmlns:a="http://schemas.openxmlformats.org/drawingml/2006/main" noChangeAspect="1"/>
+            </wp:cNvGraphicFramePr>
+            <a:graphic xmlns:a="http://schemas.openxmlformats.org/drawingml/2006/main">
+              <a:graphicData uri="http://schemas.openxmlformats.org/drawingml/2006/picture">
+                <pic:pic xmlns:pic="http://schemas.openxmlformats.org/drawingml/2006/picture">
+                  <pic:nvPicPr>
+                    <pic:cNvPr id="1" name="Рисунок 1"/>
+                    <pic:cNvPicPr/>
+                  </pic:nvPicPr>
+                  <pic:blipFill>
+                    <a:blip r:embed="rId12">
+                      <a:extLst>
+                        <a:ext uri="{28A0092B-C50C-407E-A947-70E740481C1C}">
+                          <a14:useLocalDpi xmlns:a14="http://schemas.microsoft.com/office/drawing/2010/main" val="0"/>
+                        </a:ext>
+                      </a:extLst>
+                    </a:blip>
+                    <a:stretch>
+                      <a:fillRect/>
+                    </a:stretch>
+                  </pic:blipFill>
+                  <pic:spPr>
+                    <a:xfrm>
+                      <a:off x="0" y="0"/>
+                      <a:ext cx="5142276" cy="6352676"/>
+                    </a:xfrm>
+                    <a:prstGeom prst="rect">
+                      <a:avLst/>
+                    </a:prstGeom>
+                  </pic:spPr>
+                </pic:pic>
+              </a:graphicData>
+            </a:graphic>
+          </wp:inline>
+        </w:drawing>
+      </w:r>
+    </w:p>
     <w:p>
       <w:pPr>
         <w:pStyle w:val="1"/>
@@ -1053,57 +3126,286 @@
           <w:szCs w:val="28"/>
         </w:rPr>
       </w:pPr>
-      <w:bookmarkStart w:id="4" w:name="_Toc180671719"/>
+      <w:bookmarkStart w:id="5" w:name="_Toc182417719"/>
       <w:r>
         <w:rPr>
           <w:szCs w:val="28"/>
         </w:rPr>
-        <w:t>Выводы о результатах испытания способов представления множеств в памяти.</w:t>
-      </w:r>
-      <w:r>
-        <w:rPr>
-          <w:szCs w:val="28"/>
-        </w:rPr>
+        <w:t>Выводы</w:t>
+      </w:r>
+      <w:bookmarkEnd w:id="5"/>
+    </w:p>
+    <w:p>
+      <w:r>
+        <w:t xml:space="preserve">В работе была </w:t>
+      </w:r>
+      <w:r>
+        <w:t>выполнена</w:t>
+      </w:r>
+      <w:r>
+        <w:t xml:space="preserve"> задача обработки множеств с использованием объектно-ориентированного подхода и были рассмотрены ключевые преимущества этого подхода по сравнению с традиционным процедурным методом. </w:t>
+      </w:r>
+      <w:r>
+        <w:t>Были р</w:t>
+      </w:r>
+      <w:r>
+        <w:t>еализованы несколько классов, каждый из которых представил множество в различных формах, таких как</w:t>
+      </w:r>
+      <w:r>
         <w:t xml:space="preserve"> </w:t>
       </w:r>
       <w:r>
-        <w:rPr>
-          <w:szCs w:val="28"/>
-        </w:rPr>
-        <w:t>Заключение о целесообразности и эффекте от использования классов.</w:t>
-      </w:r>
-      <w:bookmarkEnd w:id="4"/>
-    </w:p>
-    <w:p>
-      <w:pPr>
-        <w:ind w:firstLine="0"/>
-      </w:pPr>
-      <w:r>
-        <w:tab/>
+        <w:t>машинное слово</w:t>
+      </w:r>
+      <w:r>
+        <w:t>,</w:t>
+      </w:r>
+      <w:r>
+        <w:t xml:space="preserve"> массив</w:t>
+      </w:r>
+      <w:r>
+        <w:t xml:space="preserve"> битов, </w:t>
+      </w:r>
+      <w:r>
+        <w:t>массив</w:t>
+      </w:r>
+      <w:r>
+        <w:t xml:space="preserve"> символов</w:t>
+      </w:r>
+      <w:r>
+        <w:t xml:space="preserve"> и связный список.</w:t>
+      </w:r>
+    </w:p>
+    <w:p>
+      <w:pPr>
+        <w:rPr>
+          <w:b/>
+          <w:bCs/>
+        </w:rPr>
+      </w:pPr>
+      <w:r>
+        <w:rPr>
+          <w:b/>
+          <w:bCs/>
+        </w:rPr>
+        <w:lastRenderedPageBreak/>
+        <w:t>Преимущества объектно-ориентированного подхода:</w:t>
+      </w:r>
+    </w:p>
+    <w:p>
+      <w:pPr>
+        <w:rPr>
+          <w:i/>
+          <w:iCs/>
+        </w:rPr>
+      </w:pPr>
+      <w:r>
+        <w:rPr>
+          <w:i/>
+          <w:iCs/>
+        </w:rPr>
+        <w:t xml:space="preserve">1. </w:t>
+      </w:r>
+      <w:r>
+        <w:rPr>
+          <w:i/>
+          <w:iCs/>
+        </w:rPr>
+        <w:t>Инкапсуляция.</w:t>
+      </w:r>
+    </w:p>
+    <w:p>
+      <w:r>
+        <w:t>Классы позволяют скрыть внутреннее представление данных и предоставляют чётко определённый интерфейс для работы с множествами. Благодаря этому можно легко изменять способ хранения множества (например, с массива на булевый массив или машинное слово), не влияя на остальной код.</w:t>
+      </w:r>
+    </w:p>
+    <w:p>
+      <w:pPr>
+        <w:rPr>
+          <w:i/>
+          <w:iCs/>
+        </w:rPr>
+      </w:pPr>
+      <w:r>
+        <w:rPr>
+          <w:i/>
+          <w:iCs/>
+        </w:rPr>
+        <w:t xml:space="preserve">2. </w:t>
+      </w:r>
+      <w:r>
+        <w:rPr>
+          <w:i/>
+          <w:iCs/>
+        </w:rPr>
+        <w:t>Перегрузка операторов.</w:t>
+      </w:r>
+    </w:p>
+    <w:p>
+      <w:r>
+        <w:t xml:space="preserve">Благодаря перегрузке операторов (например, </w:t>
+      </w:r>
+      <w:r>
+        <w:t>`</w:t>
+      </w:r>
+      <w:r>
+        <w:t>|</w:t>
+      </w:r>
+      <w:r>
+        <w:t>`</w:t>
+      </w:r>
+      <w:r>
+        <w:t xml:space="preserve">, </w:t>
+      </w:r>
+      <w:r>
+        <w:t>`</w:t>
+      </w:r>
+      <w:r>
+        <w:t>&amp;</w:t>
+      </w:r>
+      <w:r>
+        <w:t>`</w:t>
+      </w:r>
+      <w:r>
+        <w:t xml:space="preserve">, </w:t>
+      </w:r>
+      <w:r>
+        <w:t>`</w:t>
+      </w:r>
+      <w:r>
+        <w:t>~</w:t>
+      </w:r>
+      <w:r>
+        <w:t>`</w:t>
+      </w:r>
+      <w:r>
+        <w:t>), стало возможным выполнять операции объединения, пересечения и дополнения так же просто, как и для встроенных типов данных. Это повышает читаемость и удобство использования кода.</w:t>
+      </w:r>
+    </w:p>
+    <w:p>
+      <w:pPr>
+        <w:rPr>
+          <w:i/>
+          <w:iCs/>
+        </w:rPr>
+      </w:pPr>
+      <w:r>
+        <w:rPr>
+          <w:i/>
+          <w:iCs/>
+        </w:rPr>
+        <w:t xml:space="preserve">3. </w:t>
+      </w:r>
+      <w:r>
+        <w:rPr>
+          <w:i/>
+          <w:iCs/>
+        </w:rPr>
+        <w:t>Переиспользование кода.</w:t>
+      </w:r>
+    </w:p>
+    <w:p>
+      <w:r>
+        <w:t>О</w:t>
+      </w:r>
+      <w:r>
+        <w:t>бъектно-ориентрованное программирование</w:t>
+      </w:r>
+      <w:r>
+        <w:t xml:space="preserve"> позволяет повторно использовать классы для различных задач и применять единый интерфейс работы с множествами, независимо от способа их хранения. Это облегчает расширение функциональности программы и улучшает её поддержку.</w:t>
+      </w:r>
+    </w:p>
+    <w:p>
+      <w:pPr>
+        <w:rPr>
+          <w:i/>
+          <w:iCs/>
+        </w:rPr>
+      </w:pPr>
+      <w:r>
+        <w:rPr>
+          <w:i/>
+          <w:iCs/>
+        </w:rPr>
+        <w:t xml:space="preserve">4. </w:t>
+      </w:r>
+      <w:r>
+        <w:rPr>
+          <w:i/>
+          <w:iCs/>
+        </w:rPr>
+        <w:t>Гибкость.</w:t>
+      </w:r>
+    </w:p>
+    <w:p>
+      <w:r>
+        <w:t>Объектно-ориентированный подход позволяет легко добавлять новые методы и расширять функциональность классов без внесения изменений в существующий код. Например, добавление новых методов для обработки множеств не требует переписывания программы, как это было бы при использовании процедурного подхода.</w:t>
+      </w:r>
+    </w:p>
+    <w:p>
+      <w:pPr>
+        <w:rPr>
+          <w:b/>
+          <w:bCs/>
+        </w:rPr>
+      </w:pPr>
+      <w:r>
+        <w:rPr>
+          <w:b/>
+          <w:bCs/>
+        </w:rPr>
+        <w:t>Сравнение с процедурным подходом:</w:t>
+      </w:r>
+    </w:p>
+    <w:p>
+      <w:r>
+        <w:t>При процедурном подходе перегрузка операторов недоступна, что делает код более громоздким и сложным для восприятия при выполнении операций над множествами.</w:t>
+      </w:r>
+      <w:r>
+        <w:t xml:space="preserve"> Объектно-ориентированный подход</w:t>
+      </w:r>
+      <w:r>
+        <w:t>, напротив, обеспечивает удобную работу с множествами через перегрузку операторов, что делает взаимодействие с классами более интуитивным.</w:t>
+      </w:r>
+    </w:p>
+    <w:p>
+      <w:r>
+        <w:lastRenderedPageBreak/>
+        <w:t>При использовании процедурного подхода управление множествами, как правило, требует написания множества функций, каждая из которых должна быть совместима с выбранным способом представления данных. При изменении структуры данных необходимо менять и функции, что усложняет код и делает его менее гибким.</w:t>
+      </w:r>
+    </w:p>
+    <w:p>
+      <w:r>
+        <w:t>Объектно-ориентированный подход, напротив, позволяет создавать абстракции, которые объединяют данные и функции в единый интерфейс (класс). Это минимизирует необходимость в изменении кода при добавлении новых возможностей или при изменении способа представления множества.</w:t>
+      </w:r>
+    </w:p>
+    <w:p>
+      <w:r>
+        <w:t>Однако стоит отметить, что объектно-ориентированный подход может быть несколько медленнее по времени выполнения по сравнению с процедурным подходом. Это связано с дополнительными накладными расходами, возникающими при работе с объектами и вызовами методов. Тем не менее, преимущества ООП, такие как модульность, переиспользование кода и удобство разработки, часто перевешивают небольшое снижение производительности в большинстве случаев.</w:t>
       </w:r>
     </w:p>
     <w:p>
       <w:pPr>
         <w:pStyle w:val="1"/>
       </w:pPr>
-      <w:bookmarkStart w:id="5" w:name="_Toc180671720"/>
+      <w:bookmarkStart w:id="6" w:name="_Toc182417720"/>
       <w:r>
         <w:t>Список использ</w:t>
       </w:r>
       <w:r>
-        <w:t>ованных</w:t>
+        <w:t>ованны</w:t>
       </w:r>
       <w:r>
         <w:t>х источников</w:t>
       </w:r>
-      <w:bookmarkEnd w:id="5"/>
+      <w:bookmarkEnd w:id="6"/>
     </w:p>
     <w:p>
       <w:pPr>
         <w:pStyle w:val="ad"/>
         <w:numPr>
           <w:ilvl w:val="0"/>
-          <w:numId w:val="7"/>
+          <w:numId w:val="8"/>
         </w:numPr>
         <w:tabs>
           <w:tab w:val="left" w:pos="993"/>
@@ -1122,18 +3424,58 @@
     </w:p>
     <w:p>
       <w:pPr>
-        <w:spacing w:after="160" w:line="259" w:lineRule="auto"/>
-        <w:ind w:firstLine="0"/>
-        <w:jc w:val="left"/>
+        <w:pStyle w:val="ad"/>
+        <w:numPr>
+          <w:ilvl w:val="0"/>
+          <w:numId w:val="8"/>
+        </w:numPr>
+        <w:tabs>
+          <w:tab w:val="left" w:pos="993"/>
+        </w:tabs>
+        <w:ind w:left="0" w:firstLine="709"/>
         <w:rPr>
           <w:szCs w:val="28"/>
         </w:rPr>
       </w:pPr>
       <w:r>
         <w:rPr>
+          <w:rFonts w:cs="Times New Roman"/>
           <w:szCs w:val="28"/>
         </w:rPr>
-        <w:br w:type="page"/>
+        <w:t xml:space="preserve">Алгоритмы и структуры данных. Лекции на сайте </w:t>
+      </w:r>
+      <w:hyperlink r:id="rId13" w:history="1">
+        <w:r>
+          <w:rPr>
+            <w:rStyle w:val="a8"/>
+            <w:rFonts w:cs="Times New Roman"/>
+            <w:szCs w:val="28"/>
+          </w:rPr>
+          <w:t>https://vec.etu.ru/moodle/cour</w:t>
+        </w:r>
+        <w:r>
+          <w:rPr>
+            <w:rStyle w:val="a8"/>
+            <w:rFonts w:cs="Times New Roman"/>
+            <w:szCs w:val="28"/>
+          </w:rPr>
+          <w:t>s</w:t>
+        </w:r>
+        <w:r>
+          <w:rPr>
+            <w:rStyle w:val="a8"/>
+            <w:rFonts w:cs="Times New Roman"/>
+            <w:szCs w:val="28"/>
+          </w:rPr>
+          <w:t>e/view.php?id=13286</w:t>
+        </w:r>
+      </w:hyperlink>
+      <w:r>
+        <w:rPr>
+          <w:rFonts w:cs="Times New Roman"/>
+          <w:szCs w:val="28"/>
+        </w:rPr>
+        <w:t>.</w:t>
       </w:r>
     </w:p>
     <w:p>
@@ -1141,376 +3483,23 @@
         <w:pStyle w:val="1"/>
         <w:ind w:right="-1"/>
       </w:pPr>
-      <w:bookmarkStart w:id="6" w:name="_Toc180671721"/>
-      <w:r>
-        <w:lastRenderedPageBreak/>
+      <w:bookmarkStart w:id="7" w:name="_Toc182417721"/>
+      <w:r>
         <w:t>Приложение</w:t>
       </w:r>
-      <w:bookmarkEnd w:id="6"/>
-    </w:p>
-    <w:p>
-      <w:pPr>
-        <w:ind w:right="-1" w:firstLine="0"/>
-        <w:jc w:val="center"/>
-      </w:pPr>
-      <w:r>
-        <w:t>1</w:t>
-      </w:r>
-    </w:p>
-    <w:tbl>
-      <w:tblPr>
-        <w:tblStyle w:val="af1"/>
-        <w:tblW w:w="5000" w:type="pct"/>
-        <w:tblBorders>
-          <w:insideH w:val="none" w:sz="0" w:space="0" w:color="auto"/>
-          <w:insideV w:val="none" w:sz="0" w:space="0" w:color="auto"/>
-        </w:tblBorders>
-        <w:tblLook w:val="04A0" w:firstRow="1" w:lastRow="0" w:firstColumn="1" w:lastColumn="0" w:noHBand="0" w:noVBand="1"/>
-      </w:tblPr>
-      <w:tblGrid>
-        <w:gridCol w:w="9345"/>
-      </w:tblGrid>
-      <w:tr>
-        <w:tc>
-          <w:tcPr>
-            <w:tcW w:w="5000" w:type="pct"/>
-          </w:tcPr>
-          <w:p>
-            <w:pPr>
-              <w:shd w:val="clear" w:color="auto" w:fill="FFFFFF"/>
-              <w:tabs>
-                <w:tab w:val="left" w:pos="916"/>
-                <w:tab w:val="left" w:pos="1832"/>
-                <w:tab w:val="left" w:pos="2748"/>
-                <w:tab w:val="left" w:pos="3664"/>
-                <w:tab w:val="left" w:pos="4580"/>
-                <w:tab w:val="left" w:pos="5496"/>
-                <w:tab w:val="left" w:pos="6412"/>
-                <w:tab w:val="left" w:pos="7328"/>
-                <w:tab w:val="left" w:pos="8244"/>
-                <w:tab w:val="left" w:pos="9160"/>
-                <w:tab w:val="left" w:pos="10076"/>
-                <w:tab w:val="left" w:pos="10992"/>
-                <w:tab w:val="left" w:pos="11908"/>
-                <w:tab w:val="left" w:pos="12824"/>
-                <w:tab w:val="left" w:pos="13740"/>
-                <w:tab w:val="left" w:pos="14656"/>
-              </w:tabs>
-              <w:spacing w:line="192" w:lineRule="auto"/>
-              <w:ind w:right="-1" w:firstLine="0"/>
-              <w:jc w:val="left"/>
-              <w:rPr>
-                <w:rFonts w:ascii="Consolas" w:hAnsi="Consolas"/>
-                <w:b/>
-                <w:spacing w:val="-24"/>
-                <w:sz w:val="20"/>
-                <w:szCs w:val="20"/>
-                <w:lang w:val="en-US"/>
-              </w:rPr>
-            </w:pPr>
-          </w:p>
-        </w:tc>
-      </w:tr>
-    </w:tbl>
-    <w:p>
-      <w:pPr>
-        <w:ind w:right="-1" w:firstLine="0"/>
-        <w:jc w:val="center"/>
-      </w:pPr>
-      <w:r>
-        <w:t>2</w:t>
-      </w:r>
-    </w:p>
-    <w:tbl>
-      <w:tblPr>
-        <w:tblStyle w:val="af1"/>
-        <w:tblW w:w="5000" w:type="pct"/>
-        <w:tblBorders>
-          <w:top w:val="none" w:sz="0" w:space="0" w:color="auto"/>
-          <w:left w:val="none" w:sz="0" w:space="0" w:color="auto"/>
-          <w:bottom w:val="none" w:sz="0" w:space="0" w:color="auto"/>
-          <w:right w:val="none" w:sz="0" w:space="0" w:color="auto"/>
-          <w:insideH w:val="none" w:sz="0" w:space="0" w:color="auto"/>
-          <w:insideV w:val="none" w:sz="0" w:space="0" w:color="auto"/>
-        </w:tblBorders>
-        <w:tblLook w:val="04A0" w:firstRow="1" w:lastRow="0" w:firstColumn="1" w:lastColumn="0" w:noHBand="0" w:noVBand="1"/>
-      </w:tblPr>
-      <w:tblGrid>
-        <w:gridCol w:w="9345"/>
-      </w:tblGrid>
-      <w:tr>
-        <w:tc>
-          <w:tcPr>
-            <w:tcW w:w="5000" w:type="pct"/>
-            <w:tcBorders>
-              <w:top w:val="single" w:sz="4" w:space="0" w:color="auto"/>
-              <w:left w:val="single" w:sz="4" w:space="0" w:color="auto"/>
-              <w:bottom w:val="single" w:sz="4" w:space="0" w:color="auto"/>
-              <w:right w:val="single" w:sz="4" w:space="0" w:color="auto"/>
-            </w:tcBorders>
-          </w:tcPr>
-          <w:p>
-            <w:pPr>
-              <w:spacing w:line="192" w:lineRule="auto"/>
-              <w:ind w:right="-1" w:firstLine="0"/>
-              <w:jc w:val="left"/>
-              <w:rPr>
-                <w:rFonts w:ascii="Consolas" w:hAnsi="Consolas"/>
-                <w:b/>
-                <w:bCs/>
-                <w:spacing w:val="-24"/>
-                <w:sz w:val="20"/>
-                <w:szCs w:val="20"/>
-                <w:lang w:val="en-US"/>
-              </w:rPr>
-            </w:pPr>
-          </w:p>
-        </w:tc>
-      </w:tr>
-    </w:tbl>
-    <w:p>
-      <w:pPr>
-        <w:ind w:right="-1" w:firstLine="0"/>
-        <w:jc w:val="center"/>
-      </w:pPr>
-      <w:r>
-        <w:t>3</w:t>
-      </w:r>
-    </w:p>
-    <w:tbl>
-      <w:tblPr>
-        <w:tblStyle w:val="af1"/>
-        <w:tblW w:w="5000" w:type="pct"/>
-        <w:tblBorders>
-          <w:top w:val="none" w:sz="0" w:space="0" w:color="auto"/>
-          <w:left w:val="none" w:sz="0" w:space="0" w:color="auto"/>
-          <w:bottom w:val="none" w:sz="0" w:space="0" w:color="auto"/>
-          <w:right w:val="none" w:sz="0" w:space="0" w:color="auto"/>
-          <w:insideH w:val="none" w:sz="0" w:space="0" w:color="auto"/>
-          <w:insideV w:val="none" w:sz="0" w:space="0" w:color="auto"/>
-        </w:tblBorders>
-        <w:tblLook w:val="04A0" w:firstRow="1" w:lastRow="0" w:firstColumn="1" w:lastColumn="0" w:noHBand="0" w:noVBand="1"/>
-      </w:tblPr>
-      <w:tblGrid>
-        <w:gridCol w:w="9345"/>
-      </w:tblGrid>
-      <w:tr>
-        <w:tc>
-          <w:tcPr>
-            <w:tcW w:w="5000" w:type="pct"/>
-            <w:tcBorders>
-              <w:top w:val="single" w:sz="4" w:space="0" w:color="auto"/>
-              <w:left w:val="single" w:sz="4" w:space="0" w:color="auto"/>
-              <w:bottom w:val="single" w:sz="4" w:space="0" w:color="auto"/>
-              <w:right w:val="single" w:sz="4" w:space="0" w:color="auto"/>
-            </w:tcBorders>
-          </w:tcPr>
-          <w:p>
-            <w:pPr>
-              <w:spacing w:line="192" w:lineRule="auto"/>
-              <w:ind w:right="-1" w:firstLine="0"/>
-              <w:jc w:val="left"/>
-              <w:rPr>
-                <w:rFonts w:ascii="Consolas" w:hAnsi="Consolas"/>
-                <w:b/>
-                <w:bCs/>
-                <w:spacing w:val="-24"/>
-                <w:sz w:val="20"/>
-                <w:szCs w:val="20"/>
-                <w:lang w:val="en-US"/>
-              </w:rPr>
-            </w:pPr>
-          </w:p>
-        </w:tc>
-      </w:tr>
-    </w:tbl>
-    <w:p>
-      <w:pPr>
-        <w:ind w:right="-1" w:firstLine="0"/>
-        <w:jc w:val="center"/>
-      </w:pPr>
-      <w:r>
-        <w:t>4</w:t>
-      </w:r>
-    </w:p>
-    <w:tbl>
-      <w:tblPr>
-        <w:tblStyle w:val="af1"/>
-        <w:tblW w:w="5000" w:type="pct"/>
-        <w:tblBorders>
-          <w:top w:val="none" w:sz="0" w:space="0" w:color="auto"/>
-          <w:left w:val="none" w:sz="0" w:space="0" w:color="auto"/>
-          <w:bottom w:val="none" w:sz="0" w:space="0" w:color="auto"/>
-          <w:right w:val="none" w:sz="0" w:space="0" w:color="auto"/>
-          <w:insideH w:val="none" w:sz="0" w:space="0" w:color="auto"/>
-          <w:insideV w:val="none" w:sz="0" w:space="0" w:color="auto"/>
-        </w:tblBorders>
-        <w:tblLook w:val="04A0" w:firstRow="1" w:lastRow="0" w:firstColumn="1" w:lastColumn="0" w:noHBand="0" w:noVBand="1"/>
-      </w:tblPr>
-      <w:tblGrid>
-        <w:gridCol w:w="9345"/>
-      </w:tblGrid>
-      <w:tr>
-        <w:tc>
-          <w:tcPr>
-            <w:tcW w:w="5000" w:type="pct"/>
-            <w:tcBorders>
-              <w:top w:val="single" w:sz="4" w:space="0" w:color="auto"/>
-              <w:left w:val="single" w:sz="4" w:space="0" w:color="auto"/>
-              <w:bottom w:val="single" w:sz="4" w:space="0" w:color="auto"/>
-              <w:right w:val="single" w:sz="4" w:space="0" w:color="auto"/>
-            </w:tcBorders>
-          </w:tcPr>
-          <w:p>
-            <w:pPr>
-              <w:spacing w:line="192" w:lineRule="auto"/>
-              <w:ind w:right="-1" w:firstLine="0"/>
-              <w:jc w:val="left"/>
-              <w:rPr>
-                <w:rFonts w:ascii="Consolas" w:hAnsi="Consolas"/>
-                <w:b/>
-                <w:bCs/>
-                <w:spacing w:val="-24"/>
-                <w:sz w:val="20"/>
-                <w:szCs w:val="20"/>
-                <w:lang w:val="en-US"/>
-              </w:rPr>
-            </w:pPr>
-          </w:p>
-        </w:tc>
-      </w:tr>
-    </w:tbl>
-    <w:p>
-      <w:pPr>
-        <w:ind w:right="-1" w:firstLine="0"/>
-        <w:jc w:val="center"/>
-      </w:pPr>
-      <w:r>
-        <w:t>5</w:t>
-      </w:r>
-    </w:p>
-    <w:tbl>
-      <w:tblPr>
-        <w:tblStyle w:val="af1"/>
-        <w:tblW w:w="5000" w:type="pct"/>
-        <w:tblBorders>
-          <w:top w:val="none" w:sz="0" w:space="0" w:color="auto"/>
-          <w:left w:val="none" w:sz="0" w:space="0" w:color="auto"/>
-          <w:bottom w:val="none" w:sz="0" w:space="0" w:color="auto"/>
-          <w:right w:val="none" w:sz="0" w:space="0" w:color="auto"/>
-          <w:insideH w:val="none" w:sz="0" w:space="0" w:color="auto"/>
-          <w:insideV w:val="none" w:sz="0" w:space="0" w:color="auto"/>
-        </w:tblBorders>
-        <w:tblLook w:val="04A0" w:firstRow="1" w:lastRow="0" w:firstColumn="1" w:lastColumn="0" w:noHBand="0" w:noVBand="1"/>
-      </w:tblPr>
-      <w:tblGrid>
-        <w:gridCol w:w="9345"/>
-      </w:tblGrid>
-      <w:tr>
-        <w:tc>
-          <w:tcPr>
-            <w:tcW w:w="5000" w:type="pct"/>
-            <w:tcBorders>
-              <w:top w:val="single" w:sz="4" w:space="0" w:color="auto"/>
-              <w:left w:val="single" w:sz="4" w:space="0" w:color="auto"/>
-              <w:bottom w:val="single" w:sz="4" w:space="0" w:color="auto"/>
-              <w:right w:val="single" w:sz="4" w:space="0" w:color="auto"/>
-            </w:tcBorders>
-          </w:tcPr>
-          <w:p>
-            <w:pPr>
-              <w:spacing w:line="192" w:lineRule="auto"/>
-              <w:ind w:right="-1" w:firstLine="0"/>
-              <w:jc w:val="left"/>
-              <w:rPr>
-                <w:rFonts w:ascii="Consolas" w:hAnsi="Consolas"/>
-                <w:b/>
-                <w:bCs/>
-                <w:spacing w:val="-24"/>
-                <w:sz w:val="20"/>
-                <w:szCs w:val="20"/>
-                <w:lang w:val="en-US"/>
-              </w:rPr>
-            </w:pPr>
-          </w:p>
-        </w:tc>
-      </w:tr>
-    </w:tbl>
-    <w:p>
-      <w:pPr>
-        <w:ind w:right="-1" w:firstLine="0"/>
-        <w:jc w:val="center"/>
-      </w:pPr>
-      <w:r>
-        <w:t>6</w:t>
-      </w:r>
-    </w:p>
-    <w:tbl>
-      <w:tblPr>
-        <w:tblStyle w:val="af1"/>
-        <w:tblW w:w="5000" w:type="pct"/>
-        <w:tblBorders>
-          <w:insideH w:val="none" w:sz="0" w:space="0" w:color="auto"/>
-          <w:insideV w:val="none" w:sz="0" w:space="0" w:color="auto"/>
-        </w:tblBorders>
-        <w:tblLook w:val="04A0" w:firstRow="1" w:lastRow="0" w:firstColumn="1" w:lastColumn="0" w:noHBand="0" w:noVBand="1"/>
-      </w:tblPr>
-      <w:tblGrid>
-        <w:gridCol w:w="9345"/>
-      </w:tblGrid>
-      <w:tr>
-        <w:tc>
-          <w:tcPr>
-            <w:tcW w:w="5000" w:type="pct"/>
-          </w:tcPr>
-          <w:p>
-            <w:pPr>
-              <w:shd w:val="clear" w:color="auto" w:fill="FFFFFF"/>
-              <w:tabs>
-                <w:tab w:val="left" w:pos="916"/>
-                <w:tab w:val="left" w:pos="1832"/>
-                <w:tab w:val="left" w:pos="2748"/>
-                <w:tab w:val="left" w:pos="3664"/>
-                <w:tab w:val="left" w:pos="4580"/>
-                <w:tab w:val="left" w:pos="5496"/>
-                <w:tab w:val="left" w:pos="6412"/>
-                <w:tab w:val="left" w:pos="7328"/>
-                <w:tab w:val="left" w:pos="8244"/>
-                <w:tab w:val="left" w:pos="9160"/>
-                <w:tab w:val="left" w:pos="10076"/>
-                <w:tab w:val="left" w:pos="10992"/>
-                <w:tab w:val="left" w:pos="11908"/>
-                <w:tab w:val="left" w:pos="12824"/>
-                <w:tab w:val="left" w:pos="13740"/>
-                <w:tab w:val="left" w:pos="14656"/>
-              </w:tabs>
-              <w:spacing w:line="192" w:lineRule="auto"/>
-              <w:ind w:right="-1" w:firstLine="0"/>
-              <w:jc w:val="left"/>
-              <w:rPr>
-                <w:rFonts w:ascii="Consolas" w:hAnsi="Consolas"/>
-                <w:b/>
-                <w:spacing w:val="-24"/>
-                <w:sz w:val="20"/>
-                <w:szCs w:val="20"/>
-                <w:lang w:val="en-US"/>
-              </w:rPr>
-            </w:pPr>
-          </w:p>
-        </w:tc>
-      </w:tr>
-    </w:tbl>
+      <w:bookmarkEnd w:id="7"/>
+    </w:p>
     <w:p>
       <w:pPr>
         <w:ind w:firstLine="0"/>
         <w:jc w:val="center"/>
-        <w:rPr>
-          <w:lang w:val="en-US"/>
-        </w:rPr>
-      </w:pPr>
+      </w:pPr>
+      <w:r>
+        <w:t>…</w:t>
+      </w:r>
     </w:p>
     <w:sectPr>
-      <w:footerReference w:type="default" r:id="rId8"/>
+      <w:footerReference w:type="default" r:id="rId14"/>
       <w:pgSz w:w="11906" w:h="16838"/>
       <w:pgMar w:top="1134" w:right="850" w:bottom="1134" w:left="1701" w:header="708" w:footer="461" w:gutter="0"/>
       <w:cols w:space="708"/>
@@ -2457,6 +4446,36 @@
   </w:num>
   <w:num w:numId="7">
     <w:abstractNumId w:val="0"/>
+  </w:num>
+  <w:num w:numId="8">
+    <w:abstractNumId w:val="0"/>
+    <w:lvlOverride w:ilvl="0">
+      <w:startOverride w:val="1"/>
+    </w:lvlOverride>
+    <w:lvlOverride w:ilvl="1">
+      <w:startOverride w:val="1"/>
+    </w:lvlOverride>
+    <w:lvlOverride w:ilvl="2">
+      <w:startOverride w:val="1"/>
+    </w:lvlOverride>
+    <w:lvlOverride w:ilvl="3">
+      <w:startOverride w:val="1"/>
+    </w:lvlOverride>
+    <w:lvlOverride w:ilvl="4">
+      <w:startOverride w:val="1"/>
+    </w:lvlOverride>
+    <w:lvlOverride w:ilvl="5">
+      <w:startOverride w:val="1"/>
+    </w:lvlOverride>
+    <w:lvlOverride w:ilvl="6">
+      <w:startOverride w:val="1"/>
+    </w:lvlOverride>
+    <w:lvlOverride w:ilvl="7">
+      <w:startOverride w:val="1"/>
+    </w:lvlOverride>
+    <w:lvlOverride w:ilvl="8">
+      <w:startOverride w:val="1"/>
+    </w:lvlOverride>
   </w:num>
 </w:numbering>
 </file>
@@ -2892,6 +4911,29 @@
       <w:szCs w:val="32"/>
     </w:rPr>
   </w:style>
+  <w:style w:type="paragraph" w:styleId="3">
+    <w:name w:val="heading 3"/>
+    <w:basedOn w:val="a"/>
+    <w:next w:val="a"/>
+    <w:link w:val="30"/>
+    <w:uiPriority w:val="9"/>
+    <w:semiHidden/>
+    <w:unhideWhenUsed/>
+    <w:qFormat/>
+    <w:rsid w:val="000D7EF9"/>
+    <w:pPr>
+      <w:keepNext/>
+      <w:keepLines/>
+      <w:spacing w:before="40"/>
+      <w:outlineLvl w:val="2"/>
+    </w:pPr>
+    <w:rPr>
+      <w:rFonts w:asciiTheme="majorHAnsi" w:eastAsiaTheme="majorEastAsia" w:hAnsiTheme="majorHAnsi" w:cstheme="majorBidi"/>
+      <w:color w:val="1F3763" w:themeColor="accent1" w:themeShade="7F"/>
+      <w:sz w:val="24"/>
+      <w:szCs w:val="24"/>
+    </w:rPr>
+  </w:style>
   <w:style w:type="character" w:default="1" w:styleId="a0">
     <w:name w:val="Default Paragraph Font"/>
     <w:uiPriority w:val="1"/>
@@ -3291,6 +5333,20 @@
       <w:color w:val="808080"/>
     </w:rPr>
   </w:style>
+  <w:style w:type="character" w:customStyle="1" w:styleId="30">
+    <w:name w:val="Заголовок 3 Знак"/>
+    <w:basedOn w:val="a0"/>
+    <w:link w:val="3"/>
+    <w:uiPriority w:val="9"/>
+    <w:semiHidden/>
+    <w:rsid w:val="000D7EF9"/>
+    <w:rPr>
+      <w:rFonts w:asciiTheme="majorHAnsi" w:eastAsiaTheme="majorEastAsia" w:hAnsiTheme="majorHAnsi" w:cstheme="majorBidi"/>
+      <w:color w:val="1F3763" w:themeColor="accent1" w:themeShade="7F"/>
+      <w:sz w:val="24"/>
+      <w:szCs w:val="24"/>
+    </w:rPr>
+  </w:style>
 </w:styles>
 </file>
 

--- a/3312lebedev&sharapov-lab02.docx
+++ b/3312lebedev&sharapov-lab02.docx
@@ -431,7 +431,7 @@
               <w:rFonts w:asciiTheme="minorHAnsi" w:eastAsiaTheme="minorEastAsia" w:hAnsiTheme="minorHAnsi"/>
               <w:noProof/>
               <w:sz w:val="22"/>
-              <w:lang w:eastAsia="ja-JP"/>
+              <w:lang w:eastAsia="ru-RU"/>
             </w:rPr>
           </w:pPr>
           <w:r>
@@ -455,7 +455,7 @@
             </w:rPr>
             <w:fldChar w:fldCharType="separate"/>
           </w:r>
-          <w:hyperlink w:anchor="_Toc182417714" w:history="1">
+          <w:hyperlink w:anchor="_Toc182419146" w:history="1">
             <w:r>
               <w:rPr>
                 <w:rStyle w:val="a8"/>
@@ -482,7 +482,7 @@
                 <w:noProof/>
                 <w:webHidden/>
               </w:rPr>
-              <w:instrText xml:space="preserve"> PAGEREF _Toc182417714 \h </w:instrText>
+              <w:instrText xml:space="preserve"> PAGEREF _Toc182419146 \h </w:instrText>
             </w:r>
             <w:r>
               <w:rPr>
@@ -520,10 +520,10 @@
               <w:rFonts w:asciiTheme="minorHAnsi" w:eastAsiaTheme="minorEastAsia" w:hAnsiTheme="minorHAnsi"/>
               <w:noProof/>
               <w:sz w:val="22"/>
-              <w:lang w:eastAsia="ja-JP"/>
+              <w:lang w:eastAsia="ru-RU"/>
             </w:rPr>
           </w:pPr>
-          <w:hyperlink w:anchor="_Toc182417715" w:history="1">
+          <w:hyperlink w:anchor="_Toc182419147" w:history="1">
             <w:r>
               <w:rPr>
                 <w:rStyle w:val="a8"/>
@@ -550,7 +550,7 @@
                 <w:noProof/>
                 <w:webHidden/>
               </w:rPr>
-              <w:instrText xml:space="preserve"> PAGEREF _Toc182417715 \h </w:instrText>
+              <w:instrText xml:space="preserve"> PAGEREF _Toc182419147 \h </w:instrText>
             </w:r>
             <w:r>
               <w:rPr>
@@ -588,10 +588,10 @@
               <w:rFonts w:asciiTheme="minorHAnsi" w:eastAsiaTheme="minorEastAsia" w:hAnsiTheme="minorHAnsi"/>
               <w:noProof/>
               <w:sz w:val="22"/>
-              <w:lang w:eastAsia="ja-JP"/>
+              <w:lang w:eastAsia="ru-RU"/>
             </w:rPr>
           </w:pPr>
-          <w:hyperlink w:anchor="_Toc182417716" w:history="1">
+          <w:hyperlink w:anchor="_Toc182419148" w:history="1">
             <w:r>
               <w:rPr>
                 <w:rStyle w:val="a8"/>
@@ -618,7 +618,7 @@
                 <w:noProof/>
                 <w:webHidden/>
               </w:rPr>
-              <w:instrText xml:space="preserve"> PAGEREF _Toc182417716 \h </w:instrText>
+              <w:instrText xml:space="preserve"> PAGEREF _Toc182419148 \h </w:instrText>
             </w:r>
             <w:r>
               <w:rPr>
@@ -656,10 +656,10 @@
               <w:rFonts w:asciiTheme="minorHAnsi" w:eastAsiaTheme="minorEastAsia" w:hAnsiTheme="minorHAnsi"/>
               <w:noProof/>
               <w:sz w:val="22"/>
-              <w:lang w:eastAsia="ja-JP"/>
+              <w:lang w:eastAsia="ru-RU"/>
             </w:rPr>
           </w:pPr>
-          <w:hyperlink w:anchor="_Toc182417717" w:history="1">
+          <w:hyperlink w:anchor="_Toc182419149" w:history="1">
             <w:r>
               <w:rPr>
                 <w:rStyle w:val="a8"/>
@@ -686,7 +686,7 @@
                 <w:noProof/>
                 <w:webHidden/>
               </w:rPr>
-              <w:instrText xml:space="preserve"> PAGEREF _Toc182417717 \h </w:instrText>
+              <w:instrText xml:space="preserve"> PAGEREF _Toc182419149 \h </w:instrText>
             </w:r>
             <w:r>
               <w:rPr>
@@ -724,10 +724,10 @@
               <w:rFonts w:asciiTheme="minorHAnsi" w:eastAsiaTheme="minorEastAsia" w:hAnsiTheme="minorHAnsi"/>
               <w:noProof/>
               <w:sz w:val="22"/>
-              <w:lang w:eastAsia="ja-JP"/>
+              <w:lang w:eastAsia="ru-RU"/>
             </w:rPr>
           </w:pPr>
-          <w:hyperlink w:anchor="_Toc182417718" w:history="1">
+          <w:hyperlink w:anchor="_Toc182419150" w:history="1">
             <w:r>
               <w:rPr>
                 <w:rStyle w:val="a8"/>
@@ -769,7 +769,7 @@
                 <w:noProof/>
                 <w:webHidden/>
               </w:rPr>
-              <w:instrText xml:space="preserve"> PAGEREF _Toc182417718 \h </w:instrText>
+              <w:instrText xml:space="preserve"> PAGEREF _Toc182419150 \h </w:instrText>
             </w:r>
             <w:r>
               <w:rPr>
@@ -807,10 +807,10 @@
               <w:rFonts w:asciiTheme="minorHAnsi" w:eastAsiaTheme="minorEastAsia" w:hAnsiTheme="minorHAnsi"/>
               <w:noProof/>
               <w:sz w:val="22"/>
-              <w:lang w:eastAsia="ja-JP"/>
+              <w:lang w:eastAsia="ru-RU"/>
             </w:rPr>
           </w:pPr>
-          <w:hyperlink w:anchor="_Toc182417719" w:history="1">
+          <w:hyperlink w:anchor="_Toc182419151" w:history="1">
             <w:r>
               <w:rPr>
                 <w:rStyle w:val="a8"/>
@@ -837,7 +837,7 @@
                 <w:noProof/>
                 <w:webHidden/>
               </w:rPr>
-              <w:instrText xml:space="preserve"> PAGEREF _Toc182417719 \h </w:instrText>
+              <w:instrText xml:space="preserve"> PAGEREF _Toc182419151 \h </w:instrText>
             </w:r>
             <w:r>
               <w:rPr>
@@ -875,10 +875,10 @@
               <w:rFonts w:asciiTheme="minorHAnsi" w:eastAsiaTheme="minorEastAsia" w:hAnsiTheme="minorHAnsi"/>
               <w:noProof/>
               <w:sz w:val="22"/>
-              <w:lang w:eastAsia="ja-JP"/>
+              <w:lang w:eastAsia="ru-RU"/>
             </w:rPr>
           </w:pPr>
-          <w:hyperlink w:anchor="_Toc182417720" w:history="1">
+          <w:hyperlink w:anchor="_Toc182419152" w:history="1">
             <w:r>
               <w:rPr>
                 <w:rStyle w:val="a8"/>
@@ -905,7 +905,7 @@
                 <w:noProof/>
                 <w:webHidden/>
               </w:rPr>
-              <w:instrText xml:space="preserve"> PAGEREF _Toc182417720 \h </w:instrText>
+              <w:instrText xml:space="preserve"> PAGEREF _Toc182419152 \h </w:instrText>
             </w:r>
             <w:r>
               <w:rPr>
@@ -943,10 +943,10 @@
               <w:rFonts w:asciiTheme="minorHAnsi" w:eastAsiaTheme="minorEastAsia" w:hAnsiTheme="minorHAnsi"/>
               <w:noProof/>
               <w:sz w:val="22"/>
-              <w:lang w:eastAsia="ja-JP"/>
+              <w:lang w:eastAsia="ru-RU"/>
             </w:rPr>
           </w:pPr>
-          <w:hyperlink w:anchor="_Toc182417721" w:history="1">
+          <w:hyperlink w:anchor="_Toc182419153" w:history="1">
             <w:r>
               <w:rPr>
                 <w:rStyle w:val="a8"/>
@@ -973,7 +973,7 @@
                 <w:noProof/>
                 <w:webHidden/>
               </w:rPr>
-              <w:instrText xml:space="preserve"> PAGEREF _Toc182417721 \h </w:instrText>
+              <w:instrText xml:space="preserve"> PAGEREF _Toc182419153 \h </w:instrText>
             </w:r>
             <w:r>
               <w:rPr>
@@ -1044,7 +1044,7 @@
       <w:pPr>
         <w:pStyle w:val="1"/>
       </w:pPr>
-      <w:bookmarkStart w:id="0" w:name="_Toc182417714"/>
+      <w:bookmarkStart w:id="0" w:name="_Toc182419146"/>
       <w:r>
         <w:lastRenderedPageBreak/>
         <w:t>Цель работы</w:t>
@@ -1063,7 +1063,7 @@
       <w:pPr>
         <w:pStyle w:val="1"/>
       </w:pPr>
-      <w:bookmarkStart w:id="1" w:name="_Toc182417715"/>
+      <w:bookmarkStart w:id="1" w:name="_Toc182419147"/>
       <w:r>
         <w:t>Описание задания</w:t>
       </w:r>
@@ -1215,7 +1215,7 @@
       <w:pPr>
         <w:pStyle w:val="1"/>
       </w:pPr>
-      <w:bookmarkStart w:id="2" w:name="_Toc182417716"/>
+      <w:bookmarkStart w:id="2" w:name="_Toc182419148"/>
       <w:r>
         <w:t>Контрольные тесты</w:t>
       </w:r>
@@ -1244,19 +1244,7 @@
         <w:t xml:space="preserve"> </w:t>
       </w:r>
       <w:r>
-        <w:t xml:space="preserve">даёт множество из </w:t>
-      </w:r>
-      <w:r>
-        <w:t>двух</w:t>
-      </w:r>
-      <w:r>
-        <w:t xml:space="preserve"> элемент</w:t>
-      </w:r>
-      <w:r>
-        <w:t>ов</w:t>
-      </w:r>
-      <w:r>
-        <w:t xml:space="preserve">. После чего добавляются все элементы из </w:t>
+        <w:t xml:space="preserve">даёт множество из двух элементов. После чего добавляются все элементы из </w:t>
       </w:r>
       <w:r>
         <w:rPr>
@@ -1290,9 +1278,9 @@
           <w:noProof/>
         </w:rPr>
         <w:drawing>
-          <wp:inline distT="0" distB="0" distL="0" distR="0" wp14:anchorId="1DA545FC" wp14:editId="09824BAA">
-            <wp:extent cx="5940425" cy="3108325"/>
-            <wp:effectExtent l="0" t="0" r="3175" b="0"/>
+          <wp:inline distT="0" distB="0" distL="0" distR="0" wp14:anchorId="1DA545FC" wp14:editId="1EEB5D77">
+            <wp:extent cx="4870800" cy="2548800"/>
+            <wp:effectExtent l="0" t="0" r="6350" b="4445"/>
             <wp:docPr id="4" name="Рисунок 4"/>
             <wp:cNvGraphicFramePr>
               <a:graphicFrameLocks xmlns:a="http://schemas.openxmlformats.org/drawingml/2006/main" noChangeAspect="1"/>
@@ -1319,7 +1307,7 @@
                   <pic:spPr>
                     <a:xfrm>
                       <a:off x="0" y="0"/>
-                      <a:ext cx="5940425" cy="3108325"/>
+                      <a:ext cx="4870800" cy="2548800"/>
                     </a:xfrm>
                     <a:prstGeom prst="rect">
                       <a:avLst/>
@@ -1367,9 +1355,9 @@
           <w:noProof/>
         </w:rPr>
         <w:drawing>
-          <wp:inline distT="0" distB="0" distL="0" distR="0" wp14:anchorId="19BCFDA2" wp14:editId="5931ED03">
-            <wp:extent cx="5940425" cy="2759075"/>
-            <wp:effectExtent l="0" t="0" r="3175" b="3175"/>
+          <wp:inline distT="0" distB="0" distL="0" distR="0" wp14:anchorId="19BCFDA2" wp14:editId="06DE72EB">
+            <wp:extent cx="5504400" cy="2556000"/>
+            <wp:effectExtent l="0" t="0" r="1270" b="0"/>
             <wp:docPr id="5" name="Рисунок 5"/>
             <wp:cNvGraphicFramePr>
               <a:graphicFrameLocks xmlns:a="http://schemas.openxmlformats.org/drawingml/2006/main" noChangeAspect="1"/>
@@ -1396,7 +1384,7 @@
                   <pic:spPr>
                     <a:xfrm>
                       <a:off x="0" y="0"/>
-                      <a:ext cx="5940425" cy="2759075"/>
+                      <a:ext cx="5504400" cy="2556000"/>
                     </a:xfrm>
                     <a:prstGeom prst="rect">
                       <a:avLst/>
@@ -1433,9 +1421,9 @@
           <w:noProof/>
         </w:rPr>
         <w:drawing>
-          <wp:inline distT="0" distB="0" distL="0" distR="0" wp14:anchorId="5FE3AD6C" wp14:editId="76DE926A">
-            <wp:extent cx="5940425" cy="2534285"/>
-            <wp:effectExtent l="0" t="0" r="3175" b="0"/>
+          <wp:inline distT="0" distB="0" distL="0" distR="0" wp14:anchorId="5FE3AD6C" wp14:editId="1822B74B">
+            <wp:extent cx="5601600" cy="2390400"/>
+            <wp:effectExtent l="0" t="0" r="0" b="0"/>
             <wp:docPr id="6" name="Рисунок 6"/>
             <wp:cNvGraphicFramePr>
               <a:graphicFrameLocks xmlns:a="http://schemas.openxmlformats.org/drawingml/2006/main" noChangeAspect="1"/>
@@ -1461,7 +1449,7 @@
                   <pic:spPr bwMode="auto">
                     <a:xfrm>
                       <a:off x="0" y="0"/>
-                      <a:ext cx="5940425" cy="2534285"/>
+                      <a:ext cx="5601600" cy="2390400"/>
                     </a:xfrm>
                     <a:prstGeom prst="rect">
                       <a:avLst/>
@@ -1505,7 +1493,7 @@
       <w:pPr>
         <w:pStyle w:val="1"/>
       </w:pPr>
-      <w:bookmarkStart w:id="3" w:name="_Toc182417717"/>
+      <w:bookmarkStart w:id="3" w:name="_Toc182419149"/>
       <w:r>
         <w:lastRenderedPageBreak/>
         <w:t>Результаты эксперимента с четырьмя структурами данных на основе классов</w:t>
@@ -3049,10 +3037,14 @@
       <w:pPr>
         <w:pStyle w:val="1"/>
       </w:pPr>
-      <w:bookmarkStart w:id="4" w:name="_Toc182417718"/>
+      <w:bookmarkStart w:id="4" w:name="_Toc182419150"/>
       <w:r>
         <w:lastRenderedPageBreak/>
-        <w:t>Результат эксперимента с отслеживанием вызово</w:t>
+        <w:t xml:space="preserve">Результат эксперимента </w:t>
+      </w:r>
+      <w:bookmarkStart w:id="5" w:name="_Hlk182420499"/>
+      <w:r>
+        <w:t>с отслеживанием вызово</w:t>
       </w:r>
       <w:r>
         <w:rPr>
@@ -3067,19 +3059,21 @@
         <w:t>ов</w:t>
       </w:r>
       <w:bookmarkEnd w:id="4"/>
-    </w:p>
-    <w:p>
-      <w:pPr>
-        <w:jc w:val="left"/>
+      <w:bookmarkEnd w:id="5"/>
+    </w:p>
+    <w:p>
+      <w:pPr>
+        <w:ind w:firstLine="0"/>
+        <w:jc w:val="center"/>
       </w:pPr>
       <w:r>
         <w:rPr>
           <w:noProof/>
         </w:rPr>
         <w:drawing>
-          <wp:inline distT="0" distB="0" distL="0" distR="0" wp14:anchorId="7BA00B41" wp14:editId="5DC1827F">
-            <wp:extent cx="5131115" cy="6338888"/>
-            <wp:effectExtent l="0" t="0" r="0" b="5080"/>
+          <wp:inline distT="0" distB="0" distL="0" distR="0" wp14:anchorId="7BA00B41" wp14:editId="674D5FAF">
+            <wp:extent cx="3888000" cy="4802400"/>
+            <wp:effectExtent l="0" t="0" r="0" b="0"/>
             <wp:docPr id="1" name="Рисунок 1"/>
             <wp:cNvGraphicFramePr>
               <a:graphicFrameLocks xmlns:a="http://schemas.openxmlformats.org/drawingml/2006/main" noChangeAspect="1"/>
@@ -3106,7 +3100,7 @@
                   <pic:spPr>
                     <a:xfrm>
                       <a:off x="0" y="0"/>
-                      <a:ext cx="5142276" cy="6352676"/>
+                      <a:ext cx="3888000" cy="4802400"/>
                     </a:xfrm>
                     <a:prstGeom prst="rect">
                       <a:avLst/>
@@ -3126,14 +3120,14 @@
           <w:szCs w:val="28"/>
         </w:rPr>
       </w:pPr>
-      <w:bookmarkStart w:id="5" w:name="_Toc182417719"/>
+      <w:bookmarkStart w:id="6" w:name="_Toc182419151"/>
       <w:r>
         <w:rPr>
           <w:szCs w:val="28"/>
         </w:rPr>
         <w:t>Выводы</w:t>
       </w:r>
-      <w:bookmarkEnd w:id="5"/>
+      <w:bookmarkEnd w:id="6"/>
     </w:p>
     <w:p>
       <w:r>
@@ -3143,52 +3137,19 @@
         <w:t>выполнена</w:t>
       </w:r>
       <w:r>
-        <w:t xml:space="preserve"> задача обработки множеств с использованием объектно-ориентированного подхода и были рассмотрены ключевые преимущества этого подхода по сравнению с традиционным процедурным методом. </w:t>
-      </w:r>
-      <w:r>
-        <w:t>Были р</w:t>
-      </w:r>
-      <w:r>
-        <w:t>еализованы несколько классов, каждый из которых представил множество в различных формах, таких как</w:t>
-      </w:r>
-      <w:r>
-        <w:t xml:space="preserve"> </w:t>
-      </w:r>
-      <w:r>
-        <w:t>машинное слово</w:t>
-      </w:r>
-      <w:r>
-        <w:t>,</w:t>
-      </w:r>
-      <w:r>
-        <w:t xml:space="preserve"> массив</w:t>
-      </w:r>
-      <w:r>
-        <w:t xml:space="preserve"> битов, </w:t>
-      </w:r>
-      <w:r>
-        <w:t>массив</w:t>
-      </w:r>
-      <w:r>
-        <w:t xml:space="preserve"> символов</w:t>
-      </w:r>
-      <w:r>
-        <w:t xml:space="preserve"> и связный список.</w:t>
-      </w:r>
-    </w:p>
-    <w:p>
-      <w:pPr>
-        <w:rPr>
-          <w:b/>
-          <w:bCs/>
-        </w:rPr>
-      </w:pPr>
-      <w:r>
-        <w:rPr>
-          <w:b/>
-          <w:bCs/>
-        </w:rPr>
-        <w:lastRenderedPageBreak/>
+        <w:t xml:space="preserve"> задача обработки множеств с использованием объектно-ориентированного подхода и были рассмотрены ключевые преимущества этого подхода по сравнению с традиционным процедурным методом. Были реализованы несколько классов, каждый из которых представил множество в различных формах, таких как машинное слово, массив битов, массив символов и связный список.</w:t>
+      </w:r>
+    </w:p>
+    <w:p>
+      <w:pPr>
+        <w:rPr>
+          <w:u w:val="single"/>
+        </w:rPr>
+      </w:pPr>
+      <w:r>
+        <w:rPr>
+          <w:u w:val="single"/>
+        </w:rPr>
         <w:t>Преимущества объектно-ориентированного подхода:</w:t>
       </w:r>
     </w:p>
@@ -3204,137 +3165,131 @@
           <w:i/>
           <w:iCs/>
         </w:rPr>
-        <w:t xml:space="preserve">1. </w:t>
-      </w:r>
-      <w:r>
+        <w:t>1. Инкапсуляция.</w:t>
+      </w:r>
+    </w:p>
+    <w:p>
+      <w:r>
+        <w:t xml:space="preserve">Классы позволяют скрыть внутреннее представление данных и предоставляют чётко определённый интерфейс для работы с множествами. Благодаря этому можно легко изменять способ хранения множества </w:t>
+      </w:r>
+      <w:r>
+        <w:lastRenderedPageBreak/>
+        <w:t xml:space="preserve">(например, с массива на </w:t>
+      </w:r>
+      <w:proofErr w:type="spellStart"/>
+      <w:r>
+        <w:t>булевый</w:t>
+      </w:r>
+      <w:proofErr w:type="spellEnd"/>
+      <w:r>
+        <w:t xml:space="preserve"> массив или машинное слово), не влияя на остальной код.</w:t>
+      </w:r>
+    </w:p>
+    <w:p>
+      <w:pPr>
         <w:rPr>
           <w:i/>
           <w:iCs/>
         </w:rPr>
-        <w:t>Инкапсуляция.</w:t>
-      </w:r>
-    </w:p>
-    <w:p>
-      <w:r>
-        <w:t>Классы позволяют скрыть внутреннее представление данных и предоставляют чётко определённый интерфейс для работы с множествами. Благодаря этому можно легко изменять способ хранения множества (например, с массива на булевый массив или машинное слово), не влияя на остальной код.</w:t>
-      </w:r>
-    </w:p>
-    <w:p>
-      <w:pPr>
+      </w:pPr>
+      <w:r>
         <w:rPr>
           <w:i/>
           <w:iCs/>
         </w:rPr>
-      </w:pPr>
-      <w:r>
+        <w:t>2. Перегрузка операторов.</w:t>
+      </w:r>
+    </w:p>
+    <w:p>
+      <w:r>
+        <w:t xml:space="preserve">Благодаря перегрузке операторов (например, </w:t>
+      </w:r>
+      <w:r>
+        <w:t>`</w:t>
+      </w:r>
+      <w:r>
+        <w:t>|</w:t>
+      </w:r>
+      <w:r>
+        <w:t>`</w:t>
+      </w:r>
+      <w:r>
+        <w:t xml:space="preserve">, </w:t>
+      </w:r>
+      <w:r>
+        <w:t>`</w:t>
+      </w:r>
+      <w:r>
+        <w:t>&amp;</w:t>
+      </w:r>
+      <w:r>
+        <w:t>`</w:t>
+      </w:r>
+      <w:r>
+        <w:t xml:space="preserve">, </w:t>
+      </w:r>
+      <w:r>
+        <w:t>`</w:t>
+      </w:r>
+      <w:r>
+        <w:t>~</w:t>
+      </w:r>
+      <w:r>
+        <w:t>`</w:t>
+      </w:r>
+      <w:r>
+        <w:t>), стало возможным выполнять операции объединения, пересечения и дополнения так же просто, как и для встроенных типов данных. Это повышает читаемость и удобство использования кода.</w:t>
+      </w:r>
+    </w:p>
+    <w:p>
+      <w:pPr>
         <w:rPr>
           <w:i/>
           <w:iCs/>
         </w:rPr>
-        <w:t xml:space="preserve">2. </w:t>
-      </w:r>
+      </w:pPr>
       <w:r>
         <w:rPr>
           <w:i/>
           <w:iCs/>
         </w:rPr>
-        <w:t>Перегрузка операторов.</w:t>
-      </w:r>
-    </w:p>
-    <w:p>
-      <w:r>
-        <w:t xml:space="preserve">Благодаря перегрузке операторов (например, </w:t>
-      </w:r>
-      <w:r>
-        <w:t>`</w:t>
-      </w:r>
-      <w:r>
-        <w:t>|</w:t>
-      </w:r>
-      <w:r>
-        <w:t>`</w:t>
-      </w:r>
-      <w:r>
-        <w:t xml:space="preserve">, </w:t>
-      </w:r>
-      <w:r>
-        <w:t>`</w:t>
-      </w:r>
-      <w:r>
-        <w:t>&amp;</w:t>
-      </w:r>
-      <w:r>
-        <w:t>`</w:t>
-      </w:r>
-      <w:r>
-        <w:t xml:space="preserve">, </w:t>
-      </w:r>
-      <w:r>
-        <w:t>`</w:t>
-      </w:r>
-      <w:r>
-        <w:t>~</w:t>
-      </w:r>
-      <w:r>
-        <w:t>`</w:t>
-      </w:r>
-      <w:r>
-        <w:t>), стало возможным выполнять операции объединения, пересечения и дополнения так же просто, как и для встроенных типов данных. Это повышает читаемость и удобство использования кода.</w:t>
-      </w:r>
-    </w:p>
-    <w:p>
-      <w:pPr>
+        <w:t xml:space="preserve">3. </w:t>
+      </w:r>
+      <w:proofErr w:type="spellStart"/>
+      <w:r>
         <w:rPr>
           <w:i/>
           <w:iCs/>
         </w:rPr>
-      </w:pPr>
+        <w:t>Переиспользование</w:t>
+      </w:r>
+      <w:proofErr w:type="spellEnd"/>
       <w:r>
         <w:rPr>
           <w:i/>
           <w:iCs/>
         </w:rPr>
-        <w:t xml:space="preserve">3. </w:t>
-      </w:r>
-      <w:r>
+        <w:t xml:space="preserve"> кода.</w:t>
+      </w:r>
+    </w:p>
+    <w:p>
+      <w:r>
+        <w:t>Объектно-ориентрованное программирование позволяет повторно использовать классы для различных задач и применять единый интерфейс работы с множествами, независимо от способа их хранения. Это облегчает расширение функциональности программы и улучшает её поддержку.</w:t>
+      </w:r>
+    </w:p>
+    <w:p>
+      <w:pPr>
         <w:rPr>
           <w:i/>
           <w:iCs/>
         </w:rPr>
-        <w:t>Переиспользование кода.</w:t>
-      </w:r>
-    </w:p>
-    <w:p>
-      <w:r>
-        <w:t>О</w:t>
-      </w:r>
-      <w:r>
-        <w:t>бъектно-ориентрованное программирование</w:t>
-      </w:r>
-      <w:r>
-        <w:t xml:space="preserve"> позволяет повторно использовать классы для различных задач и применять единый интерфейс работы с множествами, независимо от способа их хранения. Это облегчает расширение функциональности программы и улучшает её поддержку.</w:t>
-      </w:r>
-    </w:p>
-    <w:p>
-      <w:pPr>
+      </w:pPr>
+      <w:r>
         <w:rPr>
           <w:i/>
           <w:iCs/>
         </w:rPr>
-      </w:pPr>
-      <w:r>
-        <w:rPr>
-          <w:i/>
-          <w:iCs/>
-        </w:rPr>
-        <w:t xml:space="preserve">4. </w:t>
-      </w:r>
-      <w:r>
-        <w:rPr>
-          <w:i/>
-          <w:iCs/>
-        </w:rPr>
-        <w:t>Гибкость.</w:t>
+        <w:t>4. Гибкость.</w:t>
       </w:r>
     </w:p>
     <w:p>
@@ -3345,50 +3300,50 @@
     <w:p>
       <w:pPr>
         <w:rPr>
-          <w:b/>
-          <w:bCs/>
-        </w:rPr>
-      </w:pPr>
-      <w:r>
-        <w:rPr>
-          <w:b/>
-          <w:bCs/>
+          <w:u w:val="single"/>
+        </w:rPr>
+      </w:pPr>
+      <w:r>
+        <w:rPr>
+          <w:u w:val="single"/>
         </w:rPr>
         <w:t>Сравнение с процедурным подходом:</w:t>
       </w:r>
     </w:p>
     <w:p>
       <w:r>
-        <w:t>При процедурном подходе перегрузка операторов недоступна, что делает код более громоздким и сложным для восприятия при выполнении операций над множествами.</w:t>
-      </w:r>
-      <w:r>
-        <w:t xml:space="preserve"> Объектно-ориентированный подход</w:t>
-      </w:r>
-      <w:r>
-        <w:t>, напротив, обеспечивает удобную работу с множествами через перегрузку операторов, что делает взаимодействие с классами более интуитивным.</w:t>
+        <w:t>При процедурном подходе перегрузка операторов недоступна, что делает код более громоздким и сложным для восприятия при выполнении операций над множествами. Объектно-ориентированный подход, напротив, обеспечивает удобную работу с множествами через перегрузку операторов, что делает взаимодействие с классами более интуитивным.</w:t>
+      </w:r>
+    </w:p>
+    <w:p>
+      <w:r>
+        <w:t>При использовании процедурного подхода управление множествами, как правило, требует написания множества функций, каждая из которых должна быть совместима с выбранным способом представления данных. При изменении структуры данных необходимо менять и функции, что усложняет код и делает его менее гибким.</w:t>
       </w:r>
     </w:p>
     <w:p>
       <w:r>
         <w:lastRenderedPageBreak/>
-        <w:t>При использовании процедурного подхода управление множествами, как правило, требует написания множества функций, каждая из которых должна быть совместима с выбранным способом представления данных. При изменении структуры данных необходимо менять и функции, что усложняет код и делает его менее гибким.</w:t>
-      </w:r>
-    </w:p>
-    <w:p>
-      <w:r>
         <w:t>Объектно-ориентированный подход, напротив, позволяет создавать абстракции, которые объединяют данные и функции в единый интерфейс (класс). Это минимизирует необходимость в изменении кода при добавлении новых возможностей или при изменении способа представления множества.</w:t>
       </w:r>
     </w:p>
     <w:p>
       <w:r>
-        <w:t>Однако стоит отметить, что объектно-ориентированный подход может быть несколько медленнее по времени выполнения по сравнению с процедурным подходом. Это связано с дополнительными накладными расходами, возникающими при работе с объектами и вызовами методов. Тем не менее, преимущества ООП, такие как модульность, переиспользование кода и удобство разработки, часто перевешивают небольшое снижение производительности в большинстве случаев.</w:t>
+        <w:t xml:space="preserve">Однако стоит отметить, что объектно-ориентированный подход может быть несколько медленнее по времени выполнения по сравнению с процедурным подходом. Это связано с дополнительными накладными расходами, возникающими при работе с объектами и вызовами методов. Тем не менее, преимущества ООП, такие как модульность, </w:t>
+      </w:r>
+      <w:proofErr w:type="spellStart"/>
+      <w:r>
+        <w:t>переиспользование</w:t>
+      </w:r>
+      <w:proofErr w:type="spellEnd"/>
+      <w:r>
+        <w:t xml:space="preserve"> кода и удобство разработки, часто перевешивают небольшое снижение производительности в большинстве случаев.</w:t>
       </w:r>
     </w:p>
     <w:p>
       <w:pPr>
         <w:pStyle w:val="1"/>
       </w:pPr>
-      <w:bookmarkStart w:id="6" w:name="_Toc182417720"/>
+      <w:bookmarkStart w:id="7" w:name="_Toc182419152"/>
       <w:r>
         <w:t>Список использ</w:t>
       </w:r>
@@ -3398,7 +3353,7 @@
       <w:r>
         <w:t>х источников</w:t>
       </w:r>
-      <w:bookmarkEnd w:id="6"/>
+      <w:bookmarkEnd w:id="7"/>
     </w:p>
     <w:p>
       <w:pPr>
@@ -3451,55 +3406,215 @@
             <w:rFonts w:cs="Times New Roman"/>
             <w:szCs w:val="28"/>
           </w:rPr>
-          <w:t>https://vec.etu.ru/moodle/cour</w:t>
+          <w:t>https://vec.etu.ru/moodle/course/view.php?id=13286</w:t>
+        </w:r>
+      </w:hyperlink>
+      <w:r>
+        <w:rPr>
+          <w:rFonts w:cs="Times New Roman"/>
+          <w:szCs w:val="28"/>
+        </w:rPr>
+        <w:t>.</w:t>
+      </w:r>
+    </w:p>
+    <w:p>
+      <w:pPr>
+        <w:pStyle w:val="1"/>
+        <w:ind w:right="-1"/>
+      </w:pPr>
+      <w:bookmarkStart w:id="8" w:name="_Toc182419153"/>
+      <w:r>
+        <w:t>Приложение</w:t>
+      </w:r>
+      <w:bookmarkEnd w:id="8"/>
+    </w:p>
+    <w:p>
+      <w:r>
+        <w:t xml:space="preserve">Архив с основным кодом </w:t>
+      </w:r>
+      <w:r>
+        <w:rPr>
+          <w:lang w:val="en-US"/>
+        </w:rPr>
+        <w:t>main</w:t>
+      </w:r>
+      <w:r>
+        <w:t>.</w:t>
+      </w:r>
+      <w:r>
+        <w:rPr>
+          <w:lang w:val="en-US"/>
+        </w:rPr>
+        <w:t>zip</w:t>
+      </w:r>
+      <w:r>
+        <w:t xml:space="preserve"> (</w:t>
+      </w:r>
+      <w:r>
+        <w:t xml:space="preserve">ветка </w:t>
+      </w:r>
+      <w:hyperlink r:id="rId14" w:history="1">
+        <w:r>
+          <w:rPr>
+            <w:rStyle w:val="a8"/>
+            <w:lang w:val="en-US"/>
+          </w:rPr>
+          <w:t>task</w:t>
         </w:r>
         <w:r>
           <w:rPr>
             <w:rStyle w:val="a8"/>
-            <w:rFonts w:cs="Times New Roman"/>
-            <w:szCs w:val="28"/>
           </w:rPr>
-          <w:t>s</w:t>
+          <w:t>2</w:t>
+        </w:r>
+      </w:hyperlink>
+      <w:r>
+        <w:t>)</w:t>
+      </w:r>
+    </w:p>
+    <w:p>
+      <w:r>
+        <w:t xml:space="preserve">Архив с кодом для сравнения времени </w:t>
+      </w:r>
+      <w:r>
+        <w:rPr>
+          <w:lang w:val="en-US"/>
+        </w:rPr>
+        <w:t>main</w:t>
+      </w:r>
+      <w:r>
+        <w:t>-</w:t>
+      </w:r>
+      <w:r>
+        <w:rPr>
+          <w:lang w:val="en-US"/>
+        </w:rPr>
+        <w:t>test</w:t>
+      </w:r>
+      <w:r>
+        <w:t>.</w:t>
+      </w:r>
+      <w:r>
+        <w:rPr>
+          <w:lang w:val="en-US"/>
+        </w:rPr>
+        <w:t>zip</w:t>
+      </w:r>
+      <w:r>
+        <w:t xml:space="preserve"> (</w:t>
+      </w:r>
+      <w:r>
+        <w:t xml:space="preserve">ветка </w:t>
+      </w:r>
+      <w:hyperlink r:id="rId15" w:history="1">
+        <w:r>
+          <w:rPr>
+            <w:rStyle w:val="a8"/>
+            <w:lang w:val="en-US"/>
+          </w:rPr>
+          <w:t>task</w:t>
         </w:r>
         <w:r>
           <w:rPr>
             <w:rStyle w:val="a8"/>
-            <w:rFonts w:cs="Times New Roman"/>
-            <w:szCs w:val="28"/>
           </w:rPr>
-          <w:t>e/view.php?id=13286</w:t>
+          <w:t>2_</w:t>
+        </w:r>
+        <w:r>
+          <w:rPr>
+            <w:rStyle w:val="a8"/>
+            <w:lang w:val="en-US"/>
+          </w:rPr>
+          <w:t>tests</w:t>
         </w:r>
       </w:hyperlink>
       <w:r>
-        <w:rPr>
-          <w:rFonts w:cs="Times New Roman"/>
-          <w:szCs w:val="28"/>
-        </w:rPr>
+        <w:t>)</w:t>
+      </w:r>
+    </w:p>
+    <w:p>
+      <w:r>
+        <w:t xml:space="preserve">Архив с кодом </w:t>
+      </w:r>
+      <w:r>
+        <w:t>для</w:t>
+      </w:r>
+      <w:r>
+        <w:t xml:space="preserve"> отслеживани</w:t>
+      </w:r>
+      <w:r>
+        <w:t>я</w:t>
+      </w:r>
+      <w:r>
+        <w:t xml:space="preserve"> вызов</w:t>
+      </w:r>
+      <w:r>
+        <w:t>а</w:t>
+      </w:r>
+      <w:r>
+        <w:t xml:space="preserve"> функций-членов</w:t>
+      </w:r>
+      <w:r>
+        <w:t xml:space="preserve"> </w:t>
+      </w:r>
+      <w:r>
+        <w:rPr>
+          <w:lang w:val="en-US"/>
+        </w:rPr>
+        <w:t>main</w:t>
+      </w:r>
+      <w:r>
+        <w:t>-</w:t>
+      </w:r>
+      <w:r>
+        <w:rPr>
+          <w:lang w:val="en-US"/>
+        </w:rPr>
+        <w:t>image</w:t>
+      </w:r>
+      <w:r>
         <w:t>.</w:t>
       </w:r>
-    </w:p>
-    <w:p>
-      <w:pPr>
-        <w:pStyle w:val="1"/>
-        <w:ind w:right="-1"/>
-      </w:pPr>
-      <w:bookmarkStart w:id="7" w:name="_Toc182417721"/>
-      <w:r>
-        <w:t>Приложение</w:t>
-      </w:r>
-      <w:bookmarkEnd w:id="7"/>
-    </w:p>
-    <w:p>
-      <w:pPr>
-        <w:ind w:firstLine="0"/>
-        <w:jc w:val="center"/>
-      </w:pPr>
-      <w:r>
-        <w:t>…</w:t>
+      <w:r>
+        <w:rPr>
+          <w:lang w:val="en-US"/>
+        </w:rPr>
+        <w:t>zip</w:t>
+      </w:r>
+      <w:r>
+        <w:t xml:space="preserve"> (</w:t>
+      </w:r>
+      <w:r>
+        <w:t xml:space="preserve">ветка </w:t>
+      </w:r>
+      <w:hyperlink r:id="rId16" w:history="1">
+        <w:r>
+          <w:rPr>
+            <w:rStyle w:val="a8"/>
+            <w:lang w:val="en-US"/>
+          </w:rPr>
+          <w:t>task</w:t>
+        </w:r>
+        <w:r>
+          <w:rPr>
+            <w:rStyle w:val="a8"/>
+          </w:rPr>
+          <w:t>2_</w:t>
+        </w:r>
+        <w:r>
+          <w:rPr>
+            <w:rStyle w:val="a8"/>
+            <w:lang w:val="en-US"/>
+          </w:rPr>
+          <w:t>image</w:t>
+        </w:r>
+      </w:hyperlink>
+      <w:r>
+        <w:t>)</w:t>
       </w:r>
     </w:p>
     <w:sectPr>
-      <w:footerReference w:type="default" r:id="rId14"/>
+      <w:footerReference w:type="default" r:id="rId17"/>
       <w:pgSz w:w="11906" w:h="16838"/>
       <w:pgMar w:top="1134" w:right="850" w:bottom="1134" w:left="1701" w:header="708" w:footer="461" w:gutter="0"/>
       <w:cols w:space="708"/>
@@ -3546,17 +3661,17 @@
 <w:ftr xmlns:wpc="http://schemas.microsoft.com/office/word/2010/wordprocessingCanvas" xmlns:cx="http://schemas.microsoft.com/office/drawing/2014/chartex" xmlns:cx1="http://schemas.microsoft.com/office/drawing/2015/9/8/chartex" xmlns:cx2="http://schemas.microsoft.com/office/drawing/2015/10/21/chartex" xmlns:cx3="http://schemas.microsoft.com/office/drawing/2016/5/9/chartex" xmlns:cx4="http://schemas.microsoft.com/office/drawing/2016/5/10/chartex" xmlns:cx5="http://schemas.microsoft.com/office/drawing/2016/5/11/chartex" xmlns:cx6="http://schemas.microsoft.com/office/drawing/2016/5/12/chartex" xmlns:cx7="http://schemas.microsoft.com/office/drawing/2016/5/13/chartex" xmlns:cx8="http://schemas.microsoft.com/office/drawing/2016/5/14/chartex" xmlns:mc="http://schemas.openxmlformats.org/markup-compatibility/2006" xmlns:aink="http://schemas.microsoft.com/office/drawing/2016/ink" xmlns:am3d="http://schemas.microsoft.com/office/drawing/2017/model3d" xmlns:o="urn:schemas-microsoft-com:office:office" xmlns:r="http://schemas.openxmlformats.org/officeDocument/2006/relationships" xmlns:m="http://schemas.openxmlformats.org/officeDocument/2006/math" xmlns:v="urn:schemas-microsoft-com:vml" xmlns:wp14="http://schemas.microsoft.com/office/word/2010/wordprocessingDrawing" xmlns:wp="http://schemas.openxmlformats.org/drawingml/2006/wordprocessingDrawing" xmlns:w10="urn:schemas-microsoft-com:office:word" xmlns:w="http://schemas.openxmlformats.org/wordprocessingml/2006/main" xmlns:w14="http://schemas.microsoft.com/office/word/2010/wordml" xmlns:w15="http://schemas.microsoft.com/office/word/2012/wordml" xmlns:w16cex="http://schemas.microsoft.com/office/word/2018/wordml/cex" xmlns:w16cid="http://schemas.microsoft.com/office/word/2016/wordml/cid" xmlns:w16="http://schemas.microsoft.com/office/word/2018/wordml" xmlns:w16sdtdh="http://schemas.microsoft.com/office/word/2020/wordml/sdtdatahash" xmlns:w16se="http://schemas.microsoft.com/office/word/2015/wordml/symex" xmlns:wpg="http://schemas.microsoft.com/office/word/2010/wordprocessingGroup" xmlns:wpi="http://schemas.microsoft.com/office/word/2010/wordprocessingInk" xmlns:wne="http://schemas.microsoft.com/office/word/2006/wordml" xmlns:wps="http://schemas.microsoft.com/office/word/2010/wordprocessingShape" mc:Ignorable="w14 w15 w16se w16cid w16 w16cex w16sdtdh wp14">
   <w:sdt>
     <w:sdtPr>
-      <w:id w:val="-1077972417"/>
+      <w:id w:val="1656793164"/>
       <w:docPartObj>
         <w:docPartGallery w:val="Page Numbers (Bottom of Page)"/>
         <w:docPartUnique/>
       </w:docPartObj>
     </w:sdtPr>
-    <w:sdtEndPr/>
     <w:sdtContent>
       <w:p>
         <w:pPr>
-          <w:jc w:val="right"/>
+          <w:pStyle w:val="a5"/>
+          <w:jc w:val="center"/>
         </w:pPr>
         <w:r>
           <w:fldChar w:fldCharType="begin"/>
@@ -3568,10 +3683,7 @@
           <w:fldChar w:fldCharType="separate"/>
         </w:r>
         <w:r>
-          <w:rPr>
-            <w:noProof/>
-          </w:rPr>
-          <w:t>7</w:t>
+          <w:t>2</w:t>
         </w:r>
         <w:r>
           <w:fldChar w:fldCharType="end"/>
